--- a/Evaluacion_Sumativa_3_2026.docx
+++ b/Evaluacion_Sumativa_3_2026.docx
@@ -61,7 +61,41 @@
           <w:sz w:val="22"/>
           <w:szCs w:val="22"/>
         </w:rPr>
-        <w:t>Programación FrontEnd  —  25%</w:t>
+        <w:t xml:space="preserve">Programación </w:t>
+      </w:r>
+      <w:proofErr w:type="spellStart"/>
+      <w:proofErr w:type="gramStart"/>
+      <w:r>
+        <w:rPr>
+          <w:b/>
+          <w:bCs/>
+          <w:color w:val="5C6BC0"/>
+          <w:sz w:val="22"/>
+          <w:szCs w:val="22"/>
+        </w:rPr>
+        <w:t>FrontEnd</w:t>
+      </w:r>
+      <w:proofErr w:type="spellEnd"/>
+      <w:r>
+        <w:rPr>
+          <w:b/>
+          <w:bCs/>
+          <w:color w:val="5C6BC0"/>
+          <w:sz w:val="22"/>
+          <w:szCs w:val="22"/>
+        </w:rPr>
+        <w:t xml:space="preserve">  —</w:t>
+      </w:r>
+      <w:proofErr w:type="gramEnd"/>
+      <w:r>
+        <w:rPr>
+          <w:b/>
+          <w:bCs/>
+          <w:color w:val="5C6BC0"/>
+          <w:sz w:val="22"/>
+          <w:szCs w:val="22"/>
+        </w:rPr>
+        <w:t xml:space="preserve">  25%</w:t>
       </w:r>
     </w:p>
     <w:tbl>
@@ -88,12 +122,6 @@
         <w:gridCol w:w="3280"/>
       </w:tblGrid>
       <w:tr>
-        <w:tblPrEx>
-          <w:tblCellMar>
-            <w:top w:w="0" w:type="dxa"/>
-            <w:bottom w:w="0" w:type="dxa"/>
-          </w:tblCellMar>
-        </w:tblPrEx>
         <w:tc>
           <w:tcPr>
             <w:tcW w:w="1400" w:type="dxa"/>
@@ -210,12 +238,6 @@
         </w:tc>
       </w:tr>
       <w:tr>
-        <w:tblPrEx>
-          <w:tblCellMar>
-            <w:top w:w="0" w:type="dxa"/>
-            <w:bottom w:w="0" w:type="dxa"/>
-          </w:tblCellMar>
-        </w:tblPrEx>
         <w:tc>
           <w:tcPr>
             <w:tcW w:w="1400" w:type="dxa"/>
@@ -340,12 +362,6 @@
         </w:tc>
       </w:tr>
       <w:tr>
-        <w:tblPrEx>
-          <w:tblCellMar>
-            <w:top w:w="0" w:type="dxa"/>
-            <w:bottom w:w="0" w:type="dxa"/>
-          </w:tblCellMar>
-        </w:tblPrEx>
         <w:tc>
           <w:tcPr>
             <w:tcW w:w="1400" w:type="dxa"/>
@@ -470,12 +486,6 @@
         </w:tc>
       </w:tr>
       <w:tr>
-        <w:tblPrEx>
-          <w:tblCellMar>
-            <w:top w:w="0" w:type="dxa"/>
-            <w:bottom w:w="0" w:type="dxa"/>
-          </w:tblCellMar>
-        </w:tblPrEx>
         <w:tc>
           <w:tcPr>
             <w:tcW w:w="1400" w:type="dxa"/>
@@ -624,12 +634,6 @@
         <w:gridCol w:w="1468"/>
       </w:tblGrid>
       <w:tr>
-        <w:tblPrEx>
-          <w:tblCellMar>
-            <w:top w:w="0" w:type="dxa"/>
-            <w:bottom w:w="0" w:type="dxa"/>
-          </w:tblCellMar>
-        </w:tblPrEx>
         <w:tc>
           <w:tcPr>
             <w:tcW w:w="1800" w:type="dxa"/>
@@ -693,8 +697,20 @@
                 <w:sz w:val="18"/>
                 <w:szCs w:val="18"/>
               </w:rPr>
-              <w:t>49 Pts</w:t>
-            </w:r>
+              <w:t xml:space="preserve">49 </w:t>
+            </w:r>
+            <w:proofErr w:type="spellStart"/>
+            <w:r>
+              <w:rPr>
+                <w:b/>
+                <w:bCs/>
+                <w:color w:val="000000"/>
+                <w:sz w:val="18"/>
+                <w:szCs w:val="18"/>
+              </w:rPr>
+              <w:t>Pts</w:t>
+            </w:r>
+            <w:proofErr w:type="spellEnd"/>
           </w:p>
         </w:tc>
         <w:tc>
@@ -889,12 +905,6 @@
         <w:gridCol w:w="8817"/>
       </w:tblGrid>
       <w:tr>
-        <w:tblPrEx>
-          <w:tblCellMar>
-            <w:top w:w="0" w:type="dxa"/>
-            <w:bottom w:w="0" w:type="dxa"/>
-          </w:tblCellMar>
-        </w:tblPrEx>
         <w:tc>
           <w:tcPr>
             <w:tcW w:w="500" w:type="dxa"/>
@@ -957,7 +967,25 @@
                 <w:sz w:val="18"/>
                 <w:szCs w:val="18"/>
               </w:rPr>
-              <w:t>La evaluación estará disponible en el ambiente de aprendizaje desde la fecha de publicación hasta la fecha indicada. La nota 4,0 se obtiene con el 60% del puntaje total (30 pts). No interactúes con compañeros sobre tus decisiones de implementación; podría generar una copia inconsciente.</w:t>
+              <w:t xml:space="preserve">La evaluación estará disponible en el ambiente de aprendizaje desde la fecha de publicación hasta la fecha indicada. La nota 4,0 se obtiene con el 60% del puntaje total (30 </w:t>
+            </w:r>
+            <w:proofErr w:type="spellStart"/>
+            <w:r>
+              <w:rPr>
+                <w:color w:val="000000"/>
+                <w:sz w:val="18"/>
+                <w:szCs w:val="18"/>
+              </w:rPr>
+              <w:t>pts</w:t>
+            </w:r>
+            <w:proofErr w:type="spellEnd"/>
+            <w:r>
+              <w:rPr>
+                <w:color w:val="000000"/>
+                <w:sz w:val="18"/>
+                <w:szCs w:val="18"/>
+              </w:rPr>
+              <w:t>). No interactúes con compañeros sobre tus decisiones de implementación; podría generar una copia inconsciente.</w:t>
             </w:r>
           </w:p>
         </w:tc>
@@ -990,12 +1018,6 @@
         <w:gridCol w:w="8817"/>
       </w:tblGrid>
       <w:tr>
-        <w:tblPrEx>
-          <w:tblCellMar>
-            <w:top w:w="0" w:type="dxa"/>
-            <w:bottom w:w="0" w:type="dxa"/>
-          </w:tblCellMar>
-        </w:tblPrEx>
         <w:tc>
           <w:tcPr>
             <w:tcW w:w="500" w:type="dxa"/>
@@ -1092,7 +1114,21 @@
         <w:rPr>
           <w:color w:val="000000"/>
         </w:rPr>
-        <w:t xml:space="preserve">Esta evaluación corresponde a la Unidad 3 de la asignatura Programación Frontend. Continuarás con el mismo contexto de empresa o emprendimiento de las evaluaciones anteriores, pero ahora desarrollarás una </w:t>
+        <w:t xml:space="preserve">Esta evaluación corresponde a la Unidad 3 de la asignatura Programación </w:t>
+      </w:r>
+      <w:proofErr w:type="spellStart"/>
+      <w:r>
+        <w:rPr>
+          <w:color w:val="000000"/>
+        </w:rPr>
+        <w:t>Frontend</w:t>
+      </w:r>
+      <w:proofErr w:type="spellEnd"/>
+      <w:r>
+        <w:rPr>
+          <w:color w:val="000000"/>
+        </w:rPr>
+        <w:t xml:space="preserve">. Continuarás con el mismo contexto de empresa o emprendimiento de las evaluaciones anteriores, pero ahora desarrollarás una </w:t>
       </w:r>
       <w:r>
         <w:rPr>
@@ -1108,14 +1144,34 @@
         </w:rPr>
         <w:t xml:space="preserve"> funcional usando </w:t>
       </w:r>
+      <w:proofErr w:type="spellStart"/>
       <w:r>
         <w:rPr>
           <w:b/>
           <w:bCs/>
           <w:color w:val="000000"/>
         </w:rPr>
-        <w:t>React + TypeScript</w:t>
-      </w:r>
+        <w:t>React</w:t>
+      </w:r>
+      <w:proofErr w:type="spellEnd"/>
+      <w:r>
+        <w:rPr>
+          <w:b/>
+          <w:bCs/>
+          <w:color w:val="000000"/>
+        </w:rPr>
+        <w:t xml:space="preserve"> + </w:t>
+      </w:r>
+      <w:proofErr w:type="spellStart"/>
+      <w:r>
+        <w:rPr>
+          <w:b/>
+          <w:bCs/>
+          <w:color w:val="000000"/>
+        </w:rPr>
+        <w:t>TypeScript</w:t>
+      </w:r>
+      <w:proofErr w:type="spellEnd"/>
       <w:r>
         <w:rPr>
           <w:color w:val="000000"/>
@@ -1133,6 +1189,7 @@
         </w:rPr>
         <w:t xml:space="preserve">En esta primera entrega el sistema interactuará con </w:t>
       </w:r>
+      <w:proofErr w:type="spellStart"/>
       <w:r>
         <w:rPr>
           <w:b/>
@@ -1141,11 +1198,26 @@
         </w:rPr>
         <w:t>localStorage</w:t>
       </w:r>
+      <w:proofErr w:type="spellEnd"/>
       <w:r>
         <w:rPr>
           <w:color w:val="000000"/>
         </w:rPr>
-        <w:t xml:space="preserve"> para persistir datos. La migración a Firebase ocurrirá en la Evaluación Sumativa 4, que se evaluará sobre el mismo repositorio.</w:t>
+        <w:t xml:space="preserve"> para persistir datos. La migración a </w:t>
+      </w:r>
+      <w:proofErr w:type="spellStart"/>
+      <w:r>
+        <w:rPr>
+          <w:color w:val="000000"/>
+        </w:rPr>
+        <w:t>Firebase</w:t>
+      </w:r>
+      <w:proofErr w:type="spellEnd"/>
+      <w:r>
+        <w:rPr>
+          <w:color w:val="000000"/>
+        </w:rPr>
+        <w:t xml:space="preserve"> ocurrirá en la Evaluación Sumativa 4, que se evaluará sobre el mismo repositorio.</w:t>
       </w:r>
     </w:p>
     <w:p>
@@ -1219,12 +1291,6 @@
         <w:gridCol w:w="8860"/>
       </w:tblGrid>
       <w:tr>
-        <w:tblPrEx>
-          <w:tblCellMar>
-            <w:top w:w="0" w:type="dxa"/>
-            <w:bottom w:w="0" w:type="dxa"/>
-          </w:tblCellMar>
-        </w:tblPrEx>
         <w:tc>
           <w:tcPr>
             <w:tcW w:w="500" w:type="dxa"/>
@@ -1286,18 +1352,30 @@
                 <w:sz w:val="18"/>
                 <w:szCs w:val="18"/>
               </w:rPr>
-              <w:t>Contexto y nombre de la intranet (ej: "Intranet Clínica DentApp — módulo de agendamiento y control de pacientes").</w:t>
+              <w:t xml:space="preserve">Contexto y nombre de la intranet (ej: "Intranet Clínica </w:t>
+            </w:r>
+            <w:proofErr w:type="spellStart"/>
+            <w:r>
+              <w:rPr>
+                <w:color w:val="000000"/>
+                <w:sz w:val="18"/>
+                <w:szCs w:val="18"/>
+              </w:rPr>
+              <w:t>DentApp</w:t>
+            </w:r>
+            <w:proofErr w:type="spellEnd"/>
+            <w:r>
+              <w:rPr>
+                <w:color w:val="000000"/>
+                <w:sz w:val="18"/>
+                <w:szCs w:val="18"/>
+              </w:rPr>
+              <w:t xml:space="preserve"> — módulo de agendamiento y control de pacientes").</w:t>
             </w:r>
           </w:p>
         </w:tc>
       </w:tr>
       <w:tr>
-        <w:tblPrEx>
-          <w:tblCellMar>
-            <w:top w:w="0" w:type="dxa"/>
-            <w:bottom w:w="0" w:type="dxa"/>
-          </w:tblCellMar>
-        </w:tblPrEx>
         <w:tc>
           <w:tcPr>
             <w:tcW w:w="500" w:type="dxa"/>
@@ -1366,12 +1444,6 @@
         </w:tc>
       </w:tr>
       <w:tr>
-        <w:tblPrEx>
-          <w:tblCellMar>
-            <w:top w:w="0" w:type="dxa"/>
-            <w:bottom w:w="0" w:type="dxa"/>
-          </w:tblCellMar>
-        </w:tblPrEx>
         <w:tc>
           <w:tcPr>
             <w:tcW w:w="500" w:type="dxa"/>
@@ -1439,12 +1511,6 @@
         </w:tc>
       </w:tr>
       <w:tr>
-        <w:tblPrEx>
-          <w:tblCellMar>
-            <w:top w:w="0" w:type="dxa"/>
-            <w:bottom w:w="0" w:type="dxa"/>
-          </w:tblCellMar>
-        </w:tblPrEx>
         <w:tc>
           <w:tcPr>
             <w:tcW w:w="500" w:type="dxa"/>
@@ -1539,12 +1605,6 @@
         <w:gridCol w:w="8817"/>
       </w:tblGrid>
       <w:tr>
-        <w:tblPrEx>
-          <w:tblCellMar>
-            <w:top w:w="0" w:type="dxa"/>
-            <w:bottom w:w="0" w:type="dxa"/>
-          </w:tblCellMar>
-        </w:tblPrEx>
         <w:tc>
           <w:tcPr>
             <w:tcW w:w="500" w:type="dxa"/>
@@ -1637,6 +1697,7 @@
       <w:pPr>
         <w:spacing w:before="200" w:after="120"/>
       </w:pPr>
+      <w:proofErr w:type="gramStart"/>
       <w:r>
         <w:rPr>
           <w:b/>
@@ -1645,7 +1706,18 @@
           <w:sz w:val="22"/>
           <w:szCs w:val="22"/>
         </w:rPr>
-        <w:t>3.1  Repositorio GitHub (nuevo)</w:t>
+        <w:t>3.1  Repositorio</w:t>
+      </w:r>
+      <w:proofErr w:type="gramEnd"/>
+      <w:r>
+        <w:rPr>
+          <w:b/>
+          <w:bCs/>
+          <w:color w:val="2E4057"/>
+          <w:sz w:val="22"/>
+          <w:szCs w:val="22"/>
+        </w:rPr>
+        <w:t xml:space="preserve"> GitHub (nuevo)</w:t>
       </w:r>
     </w:p>
     <w:p>
@@ -1670,7 +1742,35 @@
         <w:rPr>
           <w:color w:val="000000"/>
         </w:rPr>
-        <w:t xml:space="preserve"> en GitHub, independiente de los repositorios de las evaluaciones ES1 y ES2. El proyecto React debe vivir en este repositorio desde el primer commit.</w:t>
+        <w:t xml:space="preserve"> en GitHub, independiente de los repositorios de las evaluaciones ES1 y ES2. El proyecto </w:t>
+      </w:r>
+      <w:proofErr w:type="spellStart"/>
+      <w:r>
+        <w:rPr>
+          <w:color w:val="000000"/>
+        </w:rPr>
+        <w:t>React</w:t>
+      </w:r>
+      <w:proofErr w:type="spellEnd"/>
+      <w:r>
+        <w:rPr>
+          <w:color w:val="000000"/>
+        </w:rPr>
+        <w:t xml:space="preserve"> debe vivir en este repositorio desde el primer </w:t>
+      </w:r>
+      <w:proofErr w:type="spellStart"/>
+      <w:r>
+        <w:rPr>
+          <w:color w:val="000000"/>
+        </w:rPr>
+        <w:t>commit</w:t>
+      </w:r>
+      <w:proofErr w:type="spellEnd"/>
+      <w:r>
+        <w:rPr>
+          <w:color w:val="000000"/>
+        </w:rPr>
+        <w:t>.</w:t>
       </w:r>
     </w:p>
     <w:p>
@@ -1700,12 +1800,6 @@
         <w:gridCol w:w="8860"/>
       </w:tblGrid>
       <w:tr>
-        <w:tblPrEx>
-          <w:tblCellMar>
-            <w:top w:w="0" w:type="dxa"/>
-            <w:bottom w:w="0" w:type="dxa"/>
-          </w:tblCellMar>
-        </w:tblPrEx>
         <w:tc>
           <w:tcPr>
             <w:tcW w:w="500" w:type="dxa"/>
@@ -1767,18 +1861,48 @@
                 <w:sz w:val="18"/>
                 <w:szCs w:val="18"/>
               </w:rPr>
-              <w:t>El repositorio debe ser público y contener únicamente el proyecto React/TypeScript de esta evaluación.</w:t>
+              <w:t xml:space="preserve">El repositorio debe ser público y contener únicamente el proyecto </w:t>
+            </w:r>
+            <w:proofErr w:type="spellStart"/>
+            <w:r>
+              <w:rPr>
+                <w:color w:val="000000"/>
+                <w:sz w:val="18"/>
+                <w:szCs w:val="18"/>
+              </w:rPr>
+              <w:t>React</w:t>
+            </w:r>
+            <w:proofErr w:type="spellEnd"/>
+            <w:r>
+              <w:rPr>
+                <w:color w:val="000000"/>
+                <w:sz w:val="18"/>
+                <w:szCs w:val="18"/>
+              </w:rPr>
+              <w:t>/</w:t>
+            </w:r>
+            <w:proofErr w:type="spellStart"/>
+            <w:r>
+              <w:rPr>
+                <w:color w:val="000000"/>
+                <w:sz w:val="18"/>
+                <w:szCs w:val="18"/>
+              </w:rPr>
+              <w:t>TypeScript</w:t>
+            </w:r>
+            <w:proofErr w:type="spellEnd"/>
+            <w:r>
+              <w:rPr>
+                <w:color w:val="000000"/>
+                <w:sz w:val="18"/>
+                <w:szCs w:val="18"/>
+              </w:rPr>
+              <w:t xml:space="preserve"> de esta evaluación.</w:t>
             </w:r>
           </w:p>
         </w:tc>
       </w:tr>
       <w:tr>
-        <w:tblPrEx>
-          <w:tblCellMar>
-            <w:top w:w="0" w:type="dxa"/>
-            <w:bottom w:w="0" w:type="dxa"/>
-          </w:tblCellMar>
-        </w:tblPrEx>
         <w:tc>
           <w:tcPr>
             <w:tcW w:w="500" w:type="dxa"/>
@@ -1840,18 +1964,84 @@
                 <w:sz w:val="18"/>
                 <w:szCs w:val="18"/>
               </w:rPr>
-              <w:t>El README.md debe documentar el contexto del proyecto, cómo ejecutarlo localmente (npm install, npm run dev) y una descripción de los módulos implementados.</w:t>
+              <w:t>El README.md debe documentar el contexto del proyecto, cómo ejecutarlo localmente (</w:t>
+            </w:r>
+            <w:proofErr w:type="spellStart"/>
+            <w:r>
+              <w:rPr>
+                <w:color w:val="000000"/>
+                <w:sz w:val="18"/>
+                <w:szCs w:val="18"/>
+              </w:rPr>
+              <w:t>npm</w:t>
+            </w:r>
+            <w:proofErr w:type="spellEnd"/>
+            <w:r>
+              <w:rPr>
+                <w:color w:val="000000"/>
+                <w:sz w:val="18"/>
+                <w:szCs w:val="18"/>
+              </w:rPr>
+              <w:t xml:space="preserve"> </w:t>
+            </w:r>
+            <w:proofErr w:type="spellStart"/>
+            <w:r>
+              <w:rPr>
+                <w:color w:val="000000"/>
+                <w:sz w:val="18"/>
+                <w:szCs w:val="18"/>
+              </w:rPr>
+              <w:t>install</w:t>
+            </w:r>
+            <w:proofErr w:type="spellEnd"/>
+            <w:r>
+              <w:rPr>
+                <w:color w:val="000000"/>
+                <w:sz w:val="18"/>
+                <w:szCs w:val="18"/>
+              </w:rPr>
+              <w:t xml:space="preserve">, </w:t>
+            </w:r>
+            <w:proofErr w:type="spellStart"/>
+            <w:r>
+              <w:rPr>
+                <w:color w:val="000000"/>
+                <w:sz w:val="18"/>
+                <w:szCs w:val="18"/>
+              </w:rPr>
+              <w:t>npm</w:t>
+            </w:r>
+            <w:proofErr w:type="spellEnd"/>
+            <w:r>
+              <w:rPr>
+                <w:color w:val="000000"/>
+                <w:sz w:val="18"/>
+                <w:szCs w:val="18"/>
+              </w:rPr>
+              <w:t xml:space="preserve"> run </w:t>
+            </w:r>
+            <w:proofErr w:type="spellStart"/>
+            <w:r>
+              <w:rPr>
+                <w:color w:val="000000"/>
+                <w:sz w:val="18"/>
+                <w:szCs w:val="18"/>
+              </w:rPr>
+              <w:t>dev</w:t>
+            </w:r>
+            <w:proofErr w:type="spellEnd"/>
+            <w:r>
+              <w:rPr>
+                <w:color w:val="000000"/>
+                <w:sz w:val="18"/>
+                <w:szCs w:val="18"/>
+              </w:rPr>
+              <w:t>) y una descripción de los módulos implementados.</w:t>
             </w:r>
           </w:p>
         </w:tc>
       </w:tr>
       <w:tr>
-        <w:tblPrEx>
-          <w:tblCellMar>
-            <w:top w:w="0" w:type="dxa"/>
-            <w:bottom w:w="0" w:type="dxa"/>
-          </w:tblCellMar>
-        </w:tblPrEx>
         <w:tc>
           <w:tcPr>
             <w:tcW w:w="500" w:type="dxa"/>
@@ -1913,18 +2103,84 @@
                 <w:sz w:val="18"/>
                 <w:szCs w:val="18"/>
               </w:rPr>
-              <w:t>Los commits deben ser frecuentes, descriptivos y reflejar avance progresivo real. Cada commit debe representar un avance significativo e identificable (ej: "feat: implementar formulario de registro de paciente con validación", "feat: agregar listado de turnos con filtro por fecha").</w:t>
+              <w:t xml:space="preserve">Los </w:t>
+            </w:r>
+            <w:proofErr w:type="spellStart"/>
+            <w:r>
+              <w:rPr>
+                <w:color w:val="000000"/>
+                <w:sz w:val="18"/>
+                <w:szCs w:val="18"/>
+              </w:rPr>
+              <w:t>commits</w:t>
+            </w:r>
+            <w:proofErr w:type="spellEnd"/>
+            <w:r>
+              <w:rPr>
+                <w:color w:val="000000"/>
+                <w:sz w:val="18"/>
+                <w:szCs w:val="18"/>
+              </w:rPr>
+              <w:t xml:space="preserve"> deben ser frecuentes, descriptivos y reflejar avance progresivo real. Cada </w:t>
+            </w:r>
+            <w:proofErr w:type="spellStart"/>
+            <w:r>
+              <w:rPr>
+                <w:color w:val="000000"/>
+                <w:sz w:val="18"/>
+                <w:szCs w:val="18"/>
+              </w:rPr>
+              <w:t>commit</w:t>
+            </w:r>
+            <w:proofErr w:type="spellEnd"/>
+            <w:r>
+              <w:rPr>
+                <w:color w:val="000000"/>
+                <w:sz w:val="18"/>
+                <w:szCs w:val="18"/>
+              </w:rPr>
+              <w:t xml:space="preserve"> debe representar un avance significativo e identificable (ej: "</w:t>
+            </w:r>
+            <w:proofErr w:type="spellStart"/>
+            <w:r>
+              <w:rPr>
+                <w:color w:val="000000"/>
+                <w:sz w:val="18"/>
+                <w:szCs w:val="18"/>
+              </w:rPr>
+              <w:t>feat</w:t>
+            </w:r>
+            <w:proofErr w:type="spellEnd"/>
+            <w:r>
+              <w:rPr>
+                <w:color w:val="000000"/>
+                <w:sz w:val="18"/>
+                <w:szCs w:val="18"/>
+              </w:rPr>
+              <w:t>: implementar formulario de registro de paciente con validación", "</w:t>
+            </w:r>
+            <w:proofErr w:type="spellStart"/>
+            <w:r>
+              <w:rPr>
+                <w:color w:val="000000"/>
+                <w:sz w:val="18"/>
+                <w:szCs w:val="18"/>
+              </w:rPr>
+              <w:t>feat</w:t>
+            </w:r>
+            <w:proofErr w:type="spellEnd"/>
+            <w:r>
+              <w:rPr>
+                <w:color w:val="000000"/>
+                <w:sz w:val="18"/>
+                <w:szCs w:val="18"/>
+              </w:rPr>
+              <w:t>: agregar listado de turnos con filtro por fecha").</w:t>
             </w:r>
           </w:p>
         </w:tc>
       </w:tr>
       <w:tr>
-        <w:tblPrEx>
-          <w:tblCellMar>
-            <w:top w:w="0" w:type="dxa"/>
-            <w:bottom w:w="0" w:type="dxa"/>
-          </w:tblCellMar>
-        </w:tblPrEx>
         <w:tc>
           <w:tcPr>
             <w:tcW w:w="500" w:type="dxa"/>
@@ -1986,18 +2242,66 @@
                 <w:sz w:val="18"/>
                 <w:szCs w:val="18"/>
               </w:rPr>
-              <w:t>NO se acepta un único commit con todo el código terminado ni pocos commits con cambios masivos. Esto se considerará evidencia de desarrollo sin proceso y afectará directamente el criterio de commits.</w:t>
+              <w:t xml:space="preserve">NO se acepta un único </w:t>
+            </w:r>
+            <w:proofErr w:type="spellStart"/>
+            <w:r>
+              <w:rPr>
+                <w:color w:val="000000"/>
+                <w:sz w:val="18"/>
+                <w:szCs w:val="18"/>
+              </w:rPr>
+              <w:t>commit</w:t>
+            </w:r>
+            <w:proofErr w:type="spellEnd"/>
+            <w:r>
+              <w:rPr>
+                <w:color w:val="000000"/>
+                <w:sz w:val="18"/>
+                <w:szCs w:val="18"/>
+              </w:rPr>
+              <w:t xml:space="preserve"> con todo el código terminado ni pocos </w:t>
+            </w:r>
+            <w:proofErr w:type="spellStart"/>
+            <w:r>
+              <w:rPr>
+                <w:color w:val="000000"/>
+                <w:sz w:val="18"/>
+                <w:szCs w:val="18"/>
+              </w:rPr>
+              <w:t>commits</w:t>
+            </w:r>
+            <w:proofErr w:type="spellEnd"/>
+            <w:r>
+              <w:rPr>
+                <w:color w:val="000000"/>
+                <w:sz w:val="18"/>
+                <w:szCs w:val="18"/>
+              </w:rPr>
+              <w:t xml:space="preserve"> con cambios masivos. Esto se considerará evidencia de desarrollo sin proceso y afectará directamente el criterio de </w:t>
+            </w:r>
+            <w:proofErr w:type="spellStart"/>
+            <w:r>
+              <w:rPr>
+                <w:color w:val="000000"/>
+                <w:sz w:val="18"/>
+                <w:szCs w:val="18"/>
+              </w:rPr>
+              <w:t>commits</w:t>
+            </w:r>
+            <w:proofErr w:type="spellEnd"/>
+            <w:r>
+              <w:rPr>
+                <w:color w:val="000000"/>
+                <w:sz w:val="18"/>
+                <w:szCs w:val="18"/>
+              </w:rPr>
+              <w:t>.</w:t>
             </w:r>
           </w:p>
         </w:tc>
       </w:tr>
       <w:tr>
-        <w:tblPrEx>
-          <w:tblCellMar>
-            <w:top w:w="0" w:type="dxa"/>
-            <w:bottom w:w="0" w:type="dxa"/>
-          </w:tblCellMar>
-        </w:tblPrEx>
         <w:tc>
           <w:tcPr>
             <w:tcW w:w="500" w:type="dxa"/>
@@ -2074,6 +2378,7 @@
       <w:pPr>
         <w:spacing w:before="200" w:after="120"/>
       </w:pPr>
+      <w:proofErr w:type="gramStart"/>
       <w:r>
         <w:rPr>
           <w:b/>
@@ -2082,8 +2387,9 @@
           <w:sz w:val="22"/>
           <w:szCs w:val="22"/>
         </w:rPr>
-        <w:t>3.2  Autenticación y sesión de usuario</w:t>
-      </w:r>
+        <w:t>3.2  Autenticación</w:t>
+      </w:r>
+      <w:proofErr w:type="gramEnd"/>
       <w:r>
         <w:rPr>
           <w:b/>
@@ -2092,6 +2398,16 @@
           <w:sz w:val="22"/>
           <w:szCs w:val="22"/>
         </w:rPr>
+        <w:t xml:space="preserve"> y sesión de usuario</w:t>
+      </w:r>
+      <w:r>
+        <w:rPr>
+          <w:b/>
+          <w:bCs/>
+          <w:color w:val="2E4057"/>
+          <w:sz w:val="22"/>
+          <w:szCs w:val="22"/>
+        </w:rPr>
         <w:t xml:space="preserve"> (completo)</w:t>
       </w:r>
     </w:p>
@@ -2103,7 +2419,49 @@
         <w:rPr>
           <w:color w:val="000000"/>
         </w:rPr>
-        <w:t>La intranet debe tener un sistema de login. Dado que en esta entrega aún no se usa Firebase Auth, el login simulado debe funcionar así:</w:t>
+        <w:t xml:space="preserve">La intranet debe tener un sistema de </w:t>
+      </w:r>
+      <w:proofErr w:type="spellStart"/>
+      <w:r>
+        <w:rPr>
+          <w:color w:val="000000"/>
+        </w:rPr>
+        <w:t>login</w:t>
+      </w:r>
+      <w:proofErr w:type="spellEnd"/>
+      <w:r>
+        <w:rPr>
+          <w:color w:val="000000"/>
+        </w:rPr>
+        <w:t xml:space="preserve">. Dado que en esta entrega aún no se usa </w:t>
+      </w:r>
+      <w:proofErr w:type="spellStart"/>
+      <w:r>
+        <w:rPr>
+          <w:color w:val="000000"/>
+        </w:rPr>
+        <w:t>Firebase</w:t>
+      </w:r>
+      <w:proofErr w:type="spellEnd"/>
+      <w:r>
+        <w:rPr>
+          <w:color w:val="000000"/>
+        </w:rPr>
+        <w:t xml:space="preserve"> Auth, el </w:t>
+      </w:r>
+      <w:proofErr w:type="spellStart"/>
+      <w:r>
+        <w:rPr>
+          <w:color w:val="000000"/>
+        </w:rPr>
+        <w:t>login</w:t>
+      </w:r>
+      <w:proofErr w:type="spellEnd"/>
+      <w:r>
+        <w:rPr>
+          <w:color w:val="000000"/>
+        </w:rPr>
+        <w:t xml:space="preserve"> simulado debe funcionar así:</w:t>
       </w:r>
     </w:p>
     <w:p>
@@ -2116,7 +2474,25 @@
           <w:sz w:val="19"/>
           <w:szCs w:val="19"/>
         </w:rPr>
-        <w:t>- Credenciales válidas almacenadas como objetos en localStorage o como constante en el código.</w:t>
+        <w:t xml:space="preserve">- Credenciales válidas almacenadas como objetos en </w:t>
+      </w:r>
+      <w:proofErr w:type="spellStart"/>
+      <w:r>
+        <w:rPr>
+          <w:color w:val="000000"/>
+          <w:sz w:val="19"/>
+          <w:szCs w:val="19"/>
+        </w:rPr>
+        <w:t>localStorage</w:t>
+      </w:r>
+      <w:proofErr w:type="spellEnd"/>
+      <w:r>
+        <w:rPr>
+          <w:color w:val="000000"/>
+          <w:sz w:val="19"/>
+          <w:szCs w:val="19"/>
+        </w:rPr>
+        <w:t xml:space="preserve"> o como constante en el código.</w:t>
       </w:r>
     </w:p>
     <w:p>
@@ -2129,7 +2505,25 @@
           <w:sz w:val="19"/>
           <w:szCs w:val="19"/>
         </w:rPr>
-        <w:t>- Al autenticarse, se guarda un objeto de sesión en localStorage con datos del usuario (nombre, rol u otro).</w:t>
+        <w:t xml:space="preserve">- Al autenticarse, se guarda un objeto de sesión en </w:t>
+      </w:r>
+      <w:proofErr w:type="spellStart"/>
+      <w:r>
+        <w:rPr>
+          <w:color w:val="000000"/>
+          <w:sz w:val="19"/>
+          <w:szCs w:val="19"/>
+        </w:rPr>
+        <w:t>localStorage</w:t>
+      </w:r>
+      <w:proofErr w:type="spellEnd"/>
+      <w:r>
+        <w:rPr>
+          <w:color w:val="000000"/>
+          <w:sz w:val="19"/>
+          <w:szCs w:val="19"/>
+        </w:rPr>
+        <w:t xml:space="preserve"> con datos del usuario (nombre, rol u otro).</w:t>
       </w:r>
     </w:p>
     <w:p>
@@ -2144,6 +2538,7 @@
         </w:rPr>
         <w:t xml:space="preserve">- Ese objeto de sesión debe compartirse en toda la aplicación mediante </w:t>
       </w:r>
+      <w:proofErr w:type="spellStart"/>
       <w:r>
         <w:rPr>
           <w:b/>
@@ -2154,6 +2549,7 @@
         </w:rPr>
         <w:t>useContext</w:t>
       </w:r>
+      <w:proofErr w:type="spellEnd"/>
       <w:r>
         <w:rPr>
           <w:color w:val="000000"/>
@@ -2173,7 +2569,25 @@
           <w:sz w:val="19"/>
           <w:szCs w:val="19"/>
         </w:rPr>
-        <w:t>- Las rutas de la intranet deben estar protegidas: si no hay sesión activa, la app redirige automáticamente al login.</w:t>
+        <w:t xml:space="preserve">- Las rutas de la intranet deben estar protegidas: si no hay sesión activa, la app redirige automáticamente al </w:t>
+      </w:r>
+      <w:proofErr w:type="spellStart"/>
+      <w:r>
+        <w:rPr>
+          <w:color w:val="000000"/>
+          <w:sz w:val="19"/>
+          <w:szCs w:val="19"/>
+        </w:rPr>
+        <w:t>login</w:t>
+      </w:r>
+      <w:proofErr w:type="spellEnd"/>
+      <w:r>
+        <w:rPr>
+          <w:color w:val="000000"/>
+          <w:sz w:val="19"/>
+          <w:szCs w:val="19"/>
+        </w:rPr>
+        <w:t>.</w:t>
       </w:r>
     </w:p>
     <w:p>
@@ -2186,7 +2600,25 @@
           <w:sz w:val="19"/>
           <w:szCs w:val="19"/>
         </w:rPr>
-        <w:t>- Debe existir un botón de cierre de sesión que limpie el estado global y redirija al login.</w:t>
+        <w:t xml:space="preserve">- Debe existir un botón de cierre de sesión que limpie el estado global y redirija al </w:t>
+      </w:r>
+      <w:proofErr w:type="spellStart"/>
+      <w:r>
+        <w:rPr>
+          <w:color w:val="000000"/>
+          <w:sz w:val="19"/>
+          <w:szCs w:val="19"/>
+        </w:rPr>
+        <w:t>login</w:t>
+      </w:r>
+      <w:proofErr w:type="spellEnd"/>
+      <w:r>
+        <w:rPr>
+          <w:color w:val="000000"/>
+          <w:sz w:val="19"/>
+          <w:szCs w:val="19"/>
+        </w:rPr>
+        <w:t>.</w:t>
       </w:r>
     </w:p>
     <w:p>
@@ -2198,6 +2630,7 @@
       <w:pPr>
         <w:spacing w:before="200" w:after="120"/>
       </w:pPr>
+      <w:proofErr w:type="gramStart"/>
       <w:r>
         <w:rPr>
           <w:b/>
@@ -2208,6 +2641,7 @@
         </w:rPr>
         <w:t>3.3  Enrutamiento</w:t>
       </w:r>
+      <w:proofErr w:type="gramEnd"/>
       <w:r>
         <w:rPr>
           <w:b/>
@@ -2216,7 +2650,51 @@
           <w:sz w:val="22"/>
           <w:szCs w:val="22"/>
         </w:rPr>
-        <w:t xml:space="preserve"> (verificar React Router)</w:t>
+        <w:t xml:space="preserve"> (verificar </w:t>
+      </w:r>
+      <w:proofErr w:type="spellStart"/>
+      <w:r>
+        <w:rPr>
+          <w:b/>
+          <w:bCs/>
+          <w:color w:val="2E4057"/>
+          <w:sz w:val="22"/>
+          <w:szCs w:val="22"/>
+        </w:rPr>
+        <w:t>React</w:t>
+      </w:r>
+      <w:proofErr w:type="spellEnd"/>
+      <w:r>
+        <w:rPr>
+          <w:b/>
+          <w:bCs/>
+          <w:color w:val="2E4057"/>
+          <w:sz w:val="22"/>
+          <w:szCs w:val="22"/>
+        </w:rPr>
+        <w:t xml:space="preserve"> </w:t>
+      </w:r>
+      <w:proofErr w:type="spellStart"/>
+      <w:r>
+        <w:rPr>
+          <w:b/>
+          <w:bCs/>
+          <w:color w:val="2E4057"/>
+          <w:sz w:val="22"/>
+          <w:szCs w:val="22"/>
+        </w:rPr>
+        <w:t>Router</w:t>
+      </w:r>
+      <w:proofErr w:type="spellEnd"/>
+      <w:r>
+        <w:rPr>
+          <w:b/>
+          <w:bCs/>
+          <w:color w:val="2E4057"/>
+          <w:sz w:val="22"/>
+          <w:szCs w:val="22"/>
+        </w:rPr>
+        <w:t>)</w:t>
       </w:r>
     </w:p>
     <w:p>
@@ -2227,7 +2705,35 @@
         <w:rPr>
           <w:color w:val="000000"/>
         </w:rPr>
-        <w:t>La intranet debe contar con un sistema de rutas que permita navegar entre vistas sin recargar la página. Puedes usar React Router u otra solución, siempre que la justifiques y la domines. El docente puede pedirte que expliques el funcionamiento durante la demostración.</w:t>
+        <w:t xml:space="preserve">La intranet debe contar con un sistema de rutas que permita navegar entre vistas sin recargar la página. Puedes usar </w:t>
+      </w:r>
+      <w:proofErr w:type="spellStart"/>
+      <w:r>
+        <w:rPr>
+          <w:color w:val="000000"/>
+        </w:rPr>
+        <w:t>React</w:t>
+      </w:r>
+      <w:proofErr w:type="spellEnd"/>
+      <w:r>
+        <w:rPr>
+          <w:color w:val="000000"/>
+        </w:rPr>
+        <w:t xml:space="preserve"> </w:t>
+      </w:r>
+      <w:proofErr w:type="spellStart"/>
+      <w:r>
+        <w:rPr>
+          <w:color w:val="000000"/>
+        </w:rPr>
+        <w:t>Router</w:t>
+      </w:r>
+      <w:proofErr w:type="spellEnd"/>
+      <w:r>
+        <w:rPr>
+          <w:color w:val="000000"/>
+        </w:rPr>
+        <w:t xml:space="preserve"> u otra solución, siempre que la justifiques y la domines. El docente puede pedirte que expliques el funcionamiento durante la demostración.</w:t>
       </w:r>
     </w:p>
     <w:p>
@@ -2243,6 +2749,7 @@
         <w:lastRenderedPageBreak/>
         <w:t xml:space="preserve">Al menos una ruta debe recibir un parámetro dinámico (ej: /paciente/:id, /producto/:id) que se lea con </w:t>
       </w:r>
+      <w:proofErr w:type="spellStart"/>
       <w:r>
         <w:rPr>
           <w:b/>
@@ -2253,6 +2760,7 @@
         </w:rPr>
         <w:t>useParams</w:t>
       </w:r>
+      <w:proofErr w:type="spellEnd"/>
       <w:r>
         <w:rPr>
           <w:color w:val="000000"/>
@@ -2271,6 +2779,7 @@
       <w:pPr>
         <w:spacing w:before="200" w:after="120"/>
       </w:pPr>
+      <w:proofErr w:type="gramStart"/>
       <w:r>
         <w:rPr>
           <w:b/>
@@ -2279,8 +2788,9 @@
           <w:sz w:val="22"/>
           <w:szCs w:val="22"/>
         </w:rPr>
-        <w:t>3.4  Módulos funcionales con CRUD en localStorage</w:t>
-      </w:r>
+        <w:t>3.4  Módulos</w:t>
+      </w:r>
+      <w:proofErr w:type="gramEnd"/>
       <w:r>
         <w:rPr>
           <w:b/>
@@ -2289,7 +2799,39 @@
           <w:sz w:val="22"/>
           <w:szCs w:val="22"/>
         </w:rPr>
-        <w:t xml:space="preserve"> (en proceso)</w:t>
+        <w:t xml:space="preserve"> funcionales con CRUD en </w:t>
+      </w:r>
+      <w:proofErr w:type="spellStart"/>
+      <w:r>
+        <w:rPr>
+          <w:b/>
+          <w:bCs/>
+          <w:color w:val="2E4057"/>
+          <w:sz w:val="22"/>
+          <w:szCs w:val="22"/>
+        </w:rPr>
+        <w:t>localStorage</w:t>
+      </w:r>
+      <w:proofErr w:type="spellEnd"/>
+      <w:r>
+        <w:rPr>
+          <w:b/>
+          <w:bCs/>
+          <w:color w:val="2E4057"/>
+          <w:sz w:val="22"/>
+          <w:szCs w:val="22"/>
+        </w:rPr>
+        <w:t xml:space="preserve"> (</w:t>
+      </w:r>
+      <w:r>
+        <w:rPr>
+          <w:b/>
+          <w:bCs/>
+          <w:color w:val="2E4057"/>
+          <w:sz w:val="22"/>
+          <w:szCs w:val="22"/>
+        </w:rPr>
+        <w:t>completado</w:t>
       </w:r>
     </w:p>
     <w:p>
@@ -2331,7 +2873,25 @@
           <w:sz w:val="19"/>
           <w:szCs w:val="19"/>
         </w:rPr>
-        <w:t>: campos controlados con useState, validación de campos obligatorios y retroalimentación visual de errores.</w:t>
+        <w:t xml:space="preserve">: campos controlados con </w:t>
+      </w:r>
+      <w:proofErr w:type="spellStart"/>
+      <w:r>
+        <w:rPr>
+          <w:color w:val="000000"/>
+          <w:sz w:val="19"/>
+          <w:szCs w:val="19"/>
+        </w:rPr>
+        <w:t>useState</w:t>
+      </w:r>
+      <w:proofErr w:type="spellEnd"/>
+      <w:r>
+        <w:rPr>
+          <w:color w:val="000000"/>
+          <w:sz w:val="19"/>
+          <w:szCs w:val="19"/>
+        </w:rPr>
+        <w:t>, validación de campos obligatorios y retroalimentación visual de errores.</w:t>
       </w:r>
     </w:p>
     <w:p>
@@ -2362,7 +2922,25 @@
           <w:sz w:val="19"/>
           <w:szCs w:val="19"/>
         </w:rPr>
-        <w:t>: los registros se muestran con useEffect al montar el componente o al cambiar el estado. Debe existir al menos un filtro o búsqueda.</w:t>
+        <w:t xml:space="preserve">: los registros se muestran con </w:t>
+      </w:r>
+      <w:proofErr w:type="spellStart"/>
+      <w:r>
+        <w:rPr>
+          <w:color w:val="000000"/>
+          <w:sz w:val="19"/>
+          <w:szCs w:val="19"/>
+        </w:rPr>
+        <w:t>useEffect</w:t>
+      </w:r>
+      <w:proofErr w:type="spellEnd"/>
+      <w:r>
+        <w:rPr>
+          <w:color w:val="000000"/>
+          <w:sz w:val="19"/>
+          <w:szCs w:val="19"/>
+        </w:rPr>
+        <w:t xml:space="preserve"> al montar el componente o al cambiar el estado. Debe existir al menos un filtro o búsqueda.</w:t>
       </w:r>
     </w:p>
     <w:p>
@@ -2424,7 +3002,25 @@
           <w:sz w:val="19"/>
           <w:szCs w:val="19"/>
         </w:rPr>
-        <w:t>: los datos se guardan y recuperan desde localStorage correctamente al recargar la app.</w:t>
+        <w:t xml:space="preserve">: los datos se guardan y recuperan desde </w:t>
+      </w:r>
+      <w:proofErr w:type="spellStart"/>
+      <w:r>
+        <w:rPr>
+          <w:color w:val="000000"/>
+          <w:sz w:val="19"/>
+          <w:szCs w:val="19"/>
+        </w:rPr>
+        <w:t>localStorage</w:t>
+      </w:r>
+      <w:proofErr w:type="spellEnd"/>
+      <w:r>
+        <w:rPr>
+          <w:color w:val="000000"/>
+          <w:sz w:val="19"/>
+          <w:szCs w:val="19"/>
+        </w:rPr>
+        <w:t xml:space="preserve"> correctamente al recargar la app.</w:t>
       </w:r>
     </w:p>
     <w:p>
@@ -2436,6 +3032,7 @@
       <w:pPr>
         <w:spacing w:before="200" w:after="120"/>
       </w:pPr>
+      <w:proofErr w:type="gramStart"/>
       <w:r>
         <w:rPr>
           <w:b/>
@@ -2444,8 +3041,9 @@
           <w:sz w:val="22"/>
           <w:szCs w:val="22"/>
         </w:rPr>
-        <w:t>3.5  TypeScript</w:t>
-      </w:r>
+        <w:t xml:space="preserve">3.5  </w:t>
+      </w:r>
+      <w:proofErr w:type="spellStart"/>
       <w:r>
         <w:rPr>
           <w:b/>
@@ -2454,7 +3052,39 @@
           <w:sz w:val="22"/>
           <w:szCs w:val="22"/>
         </w:rPr>
-        <w:t xml:space="preserve"> (verificar props)</w:t>
+        <w:t>TypeScript</w:t>
+      </w:r>
+      <w:proofErr w:type="spellEnd"/>
+      <w:proofErr w:type="gramEnd"/>
+      <w:r>
+        <w:rPr>
+          <w:b/>
+          <w:bCs/>
+          <w:color w:val="2E4057"/>
+          <w:sz w:val="22"/>
+          <w:szCs w:val="22"/>
+        </w:rPr>
+        <w:t xml:space="preserve"> (</w:t>
+      </w:r>
+      <w:r>
+        <w:rPr>
+          <w:b/>
+          <w:bCs/>
+          <w:color w:val="2E4057"/>
+          <w:sz w:val="22"/>
+          <w:szCs w:val="22"/>
+        </w:rPr>
+        <w:t>completado</w:t>
+      </w:r>
+      <w:r>
+        <w:rPr>
+          <w:b/>
+          <w:bCs/>
+          <w:color w:val="2E4057"/>
+          <w:sz w:val="22"/>
+          <w:szCs w:val="22"/>
+        </w:rPr>
+        <w:t>)</w:t>
       </w:r>
     </w:p>
     <w:p>
@@ -2465,7 +3095,21 @@
         <w:rPr>
           <w:color w:val="000000"/>
         </w:rPr>
-        <w:t>El proyecto debe estar desarrollado en TypeScript. Como mínimo:</w:t>
+        <w:t xml:space="preserve">El proyecto debe estar desarrollado en </w:t>
+      </w:r>
+      <w:proofErr w:type="spellStart"/>
+      <w:r>
+        <w:rPr>
+          <w:color w:val="000000"/>
+        </w:rPr>
+        <w:t>TypeScript</w:t>
+      </w:r>
+      <w:proofErr w:type="spellEnd"/>
+      <w:r>
+        <w:rPr>
+          <w:color w:val="000000"/>
+        </w:rPr>
+        <w:t>. Como mínimo:</w:t>
       </w:r>
     </w:p>
     <w:p>
@@ -2478,7 +3122,43 @@
           <w:sz w:val="19"/>
           <w:szCs w:val="19"/>
         </w:rPr>
-        <w:t>- Todos los componentes deben tipear sus props mediante interfaces o types.</w:t>
+        <w:t xml:space="preserve">- Todos los componentes deben tipear sus </w:t>
+      </w:r>
+      <w:proofErr w:type="spellStart"/>
+      <w:r>
+        <w:rPr>
+          <w:color w:val="000000"/>
+          <w:sz w:val="19"/>
+          <w:szCs w:val="19"/>
+        </w:rPr>
+        <w:t>props</w:t>
+      </w:r>
+      <w:proofErr w:type="spellEnd"/>
+      <w:r>
+        <w:rPr>
+          <w:color w:val="000000"/>
+          <w:sz w:val="19"/>
+          <w:szCs w:val="19"/>
+        </w:rPr>
+        <w:t xml:space="preserve"> mediante interfaces o </w:t>
+      </w:r>
+      <w:proofErr w:type="spellStart"/>
+      <w:r>
+        <w:rPr>
+          <w:color w:val="000000"/>
+          <w:sz w:val="19"/>
+          <w:szCs w:val="19"/>
+        </w:rPr>
+        <w:t>types</w:t>
+      </w:r>
+      <w:proofErr w:type="spellEnd"/>
+      <w:r>
+        <w:rPr>
+          <w:color w:val="000000"/>
+          <w:sz w:val="19"/>
+          <w:szCs w:val="19"/>
+        </w:rPr>
+        <w:t>.</w:t>
       </w:r>
     </w:p>
     <w:p>
@@ -2506,6 +3186,7 @@
         </w:rPr>
         <w:t xml:space="preserve">- No se acepta el uso masivo de </w:t>
       </w:r>
+      <w:proofErr w:type="spellStart"/>
       <w:r>
         <w:rPr>
           <w:b/>
@@ -2516,6 +3197,7 @@
         </w:rPr>
         <w:t>any</w:t>
       </w:r>
+      <w:proofErr w:type="spellEnd"/>
       <w:r>
         <w:rPr>
           <w:color w:val="000000"/>
@@ -2535,7 +3217,43 @@
           <w:sz w:val="19"/>
           <w:szCs w:val="19"/>
         </w:rPr>
-        <w:t>Los proyectos sin TypeScript serán evaluados con descuento en cada criterio donde TypeScript era aplicable.</w:t>
+        <w:t xml:space="preserve">Los proyectos sin </w:t>
+      </w:r>
+      <w:proofErr w:type="spellStart"/>
+      <w:r>
+        <w:rPr>
+          <w:color w:val="000000"/>
+          <w:sz w:val="19"/>
+          <w:szCs w:val="19"/>
+        </w:rPr>
+        <w:t>TypeScript</w:t>
+      </w:r>
+      <w:proofErr w:type="spellEnd"/>
+      <w:r>
+        <w:rPr>
+          <w:color w:val="000000"/>
+          <w:sz w:val="19"/>
+          <w:szCs w:val="19"/>
+        </w:rPr>
+        <w:t xml:space="preserve"> serán evaluados con descuento en cada criterio donde </w:t>
+      </w:r>
+      <w:proofErr w:type="spellStart"/>
+      <w:r>
+        <w:rPr>
+          <w:color w:val="000000"/>
+          <w:sz w:val="19"/>
+          <w:szCs w:val="19"/>
+        </w:rPr>
+        <w:t>TypeScript</w:t>
+      </w:r>
+      <w:proofErr w:type="spellEnd"/>
+      <w:r>
+        <w:rPr>
+          <w:color w:val="000000"/>
+          <w:sz w:val="19"/>
+          <w:szCs w:val="19"/>
+        </w:rPr>
+        <w:t xml:space="preserve"> era aplicable.</w:t>
       </w:r>
     </w:p>
     <w:p>
@@ -2547,6 +3265,7 @@
       <w:pPr>
         <w:spacing w:before="200" w:after="120"/>
       </w:pPr>
+      <w:proofErr w:type="gramStart"/>
       <w:r>
         <w:rPr>
           <w:b/>
@@ -2555,7 +3274,18 @@
           <w:sz w:val="22"/>
           <w:szCs w:val="22"/>
         </w:rPr>
-        <w:t>3.6  Hooks requeridos</w:t>
+        <w:t>3.6  Hooks</w:t>
+      </w:r>
+      <w:proofErr w:type="gramEnd"/>
+      <w:r>
+        <w:rPr>
+          <w:b/>
+          <w:bCs/>
+          <w:color w:val="2E4057"/>
+          <w:sz w:val="22"/>
+          <w:szCs w:val="22"/>
+        </w:rPr>
+        <w:t xml:space="preserve"> requeridos</w:t>
       </w:r>
     </w:p>
     <w:tbl>
@@ -2580,12 +3310,6 @@
         <w:gridCol w:w="7560"/>
       </w:tblGrid>
       <w:tr>
-        <w:tblPrEx>
-          <w:tblCellMar>
-            <w:top w:w="0" w:type="dxa"/>
-            <w:bottom w:w="0" w:type="dxa"/>
-          </w:tblCellMar>
-        </w:tblPrEx>
         <w:tc>
           <w:tcPr>
             <w:tcW w:w="1800" w:type="dxa"/>
@@ -2658,12 +3382,6 @@
         </w:tc>
       </w:tr>
       <w:tr>
-        <w:tblPrEx>
-          <w:tblCellMar>
-            <w:top w:w="0" w:type="dxa"/>
-            <w:bottom w:w="0" w:type="dxa"/>
-          </w:tblCellMar>
-        </w:tblPrEx>
         <w:tc>
           <w:tcPr>
             <w:tcW w:w="1800" w:type="dxa"/>
@@ -2686,6 +3404,7 @@
             <w:pPr>
               <w:spacing w:after="80"/>
             </w:pPr>
+            <w:proofErr w:type="spellStart"/>
             <w:r>
               <w:rPr>
                 <w:b/>
@@ -2696,6 +3415,7 @@
               </w:rPr>
               <w:t>useState</w:t>
             </w:r>
+            <w:proofErr w:type="spellEnd"/>
             <w:r>
               <w:rPr>
                 <w:b/>
@@ -2741,12 +3461,6 @@
         </w:tc>
       </w:tr>
       <w:tr>
-        <w:tblPrEx>
-          <w:tblCellMar>
-            <w:top w:w="0" w:type="dxa"/>
-            <w:bottom w:w="0" w:type="dxa"/>
-          </w:tblCellMar>
-        </w:tblPrEx>
         <w:tc>
           <w:tcPr>
             <w:tcW w:w="1800" w:type="dxa"/>
@@ -2769,6 +3483,7 @@
             <w:pPr>
               <w:spacing w:after="80"/>
             </w:pPr>
+            <w:proofErr w:type="spellStart"/>
             <w:r>
               <w:rPr>
                 <w:b/>
@@ -2779,6 +3494,7 @@
               </w:rPr>
               <w:t>useEffect</w:t>
             </w:r>
+            <w:proofErr w:type="spellEnd"/>
             <w:r>
               <w:rPr>
                 <w:b/>
@@ -2818,18 +3534,30 @@
                 <w:sz w:val="18"/>
                 <w:szCs w:val="18"/>
               </w:rPr>
-              <w:t>Carga inicial de datos desde localStorage al montar los componentes de listado; efectos dependientes de cambios de estado.</w:t>
+              <w:t xml:space="preserve">Carga inicial de datos desde </w:t>
+            </w:r>
+            <w:proofErr w:type="spellStart"/>
+            <w:r>
+              <w:rPr>
+                <w:color w:val="000000"/>
+                <w:sz w:val="18"/>
+                <w:szCs w:val="18"/>
+              </w:rPr>
+              <w:t>localStorage</w:t>
+            </w:r>
+            <w:proofErr w:type="spellEnd"/>
+            <w:r>
+              <w:rPr>
+                <w:color w:val="000000"/>
+                <w:sz w:val="18"/>
+                <w:szCs w:val="18"/>
+              </w:rPr>
+              <w:t xml:space="preserve"> al montar los componentes de listado; efectos dependientes de cambios de estado.</w:t>
             </w:r>
           </w:p>
         </w:tc>
       </w:tr>
       <w:tr>
-        <w:tblPrEx>
-          <w:tblCellMar>
-            <w:top w:w="0" w:type="dxa"/>
-            <w:bottom w:w="0" w:type="dxa"/>
-          </w:tblCellMar>
-        </w:tblPrEx>
         <w:tc>
           <w:tcPr>
             <w:tcW w:w="1800" w:type="dxa"/>
@@ -2852,6 +3580,7 @@
             <w:pPr>
               <w:spacing w:after="80"/>
             </w:pPr>
+            <w:proofErr w:type="spellStart"/>
             <w:r>
               <w:rPr>
                 <w:b/>
@@ -2862,6 +3591,7 @@
               </w:rPr>
               <w:t>useContext</w:t>
             </w:r>
+            <w:proofErr w:type="spellEnd"/>
             <w:r>
               <w:rPr>
                 <w:b/>
@@ -2901,18 +3631,30 @@
                 <w:sz w:val="18"/>
                 <w:szCs w:val="18"/>
               </w:rPr>
-              <w:t>Acceso al contexto global de autenticación/usuario desde cualquier componente (nombre, rol, función de logout).</w:t>
+              <w:t xml:space="preserve">Acceso al contexto global de autenticación/usuario desde cualquier componente (nombre, rol, función de </w:t>
+            </w:r>
+            <w:proofErr w:type="spellStart"/>
+            <w:r>
+              <w:rPr>
+                <w:color w:val="000000"/>
+                <w:sz w:val="18"/>
+                <w:szCs w:val="18"/>
+              </w:rPr>
+              <w:t>logout</w:t>
+            </w:r>
+            <w:proofErr w:type="spellEnd"/>
+            <w:r>
+              <w:rPr>
+                <w:color w:val="000000"/>
+                <w:sz w:val="18"/>
+                <w:szCs w:val="18"/>
+              </w:rPr>
+              <w:t>).</w:t>
             </w:r>
           </w:p>
         </w:tc>
       </w:tr>
       <w:tr>
-        <w:tblPrEx>
-          <w:tblCellMar>
-            <w:top w:w="0" w:type="dxa"/>
-            <w:bottom w:w="0" w:type="dxa"/>
-          </w:tblCellMar>
-        </w:tblPrEx>
         <w:tc>
           <w:tcPr>
             <w:tcW w:w="1800" w:type="dxa"/>
@@ -2935,6 +3677,7 @@
             <w:pPr>
               <w:spacing w:after="80"/>
             </w:pPr>
+            <w:proofErr w:type="spellStart"/>
             <w:r>
               <w:rPr>
                 <w:b/>
@@ -2945,6 +3688,7 @@
               </w:rPr>
               <w:t>useParams</w:t>
             </w:r>
+            <w:proofErr w:type="spellEnd"/>
           </w:p>
         </w:tc>
         <w:tc>
@@ -3007,12 +3751,6 @@
         <w:gridCol w:w="8817"/>
       </w:tblGrid>
       <w:tr>
-        <w:tblPrEx>
-          <w:tblCellMar>
-            <w:top w:w="0" w:type="dxa"/>
-            <w:bottom w:w="0" w:type="dxa"/>
-          </w:tblCellMar>
-        </w:tblPrEx>
         <w:tc>
           <w:tcPr>
             <w:tcW w:w="500" w:type="dxa"/>
@@ -3075,7 +3813,97 @@
                 <w:sz w:val="18"/>
                 <w:szCs w:val="18"/>
               </w:rPr>
-              <w:t>Si implementas la funcionalidad requerida pero usas una alternativa al hook indicado (ej: prop drilling en lugar de useContext), el criterio correspondiente será evaluado con puntaje reducido o no logrado, según la justificación técnica.</w:t>
+              <w:t xml:space="preserve">Si implementas la funcionalidad </w:t>
+            </w:r>
+            <w:proofErr w:type="gramStart"/>
+            <w:r>
+              <w:rPr>
+                <w:color w:val="000000"/>
+                <w:sz w:val="18"/>
+                <w:szCs w:val="18"/>
+              </w:rPr>
+              <w:t>requerida</w:t>
+            </w:r>
+            <w:proofErr w:type="gramEnd"/>
+            <w:r>
+              <w:rPr>
+                <w:color w:val="000000"/>
+                <w:sz w:val="18"/>
+                <w:szCs w:val="18"/>
+              </w:rPr>
+              <w:t xml:space="preserve"> pero usas una alternativa al </w:t>
+            </w:r>
+            <w:proofErr w:type="spellStart"/>
+            <w:r>
+              <w:rPr>
+                <w:color w:val="000000"/>
+                <w:sz w:val="18"/>
+                <w:szCs w:val="18"/>
+              </w:rPr>
+              <w:t>hook</w:t>
+            </w:r>
+            <w:proofErr w:type="spellEnd"/>
+            <w:r>
+              <w:rPr>
+                <w:color w:val="000000"/>
+                <w:sz w:val="18"/>
+                <w:szCs w:val="18"/>
+              </w:rPr>
+              <w:t xml:space="preserve"> indicado (ej: </w:t>
+            </w:r>
+            <w:proofErr w:type="spellStart"/>
+            <w:r>
+              <w:rPr>
+                <w:color w:val="000000"/>
+                <w:sz w:val="18"/>
+                <w:szCs w:val="18"/>
+              </w:rPr>
+              <w:t>prop</w:t>
+            </w:r>
+            <w:proofErr w:type="spellEnd"/>
+            <w:r>
+              <w:rPr>
+                <w:color w:val="000000"/>
+                <w:sz w:val="18"/>
+                <w:szCs w:val="18"/>
+              </w:rPr>
+              <w:t xml:space="preserve"> </w:t>
+            </w:r>
+            <w:proofErr w:type="spellStart"/>
+            <w:r>
+              <w:rPr>
+                <w:color w:val="000000"/>
+                <w:sz w:val="18"/>
+                <w:szCs w:val="18"/>
+              </w:rPr>
+              <w:t>drilling</w:t>
+            </w:r>
+            <w:proofErr w:type="spellEnd"/>
+            <w:r>
+              <w:rPr>
+                <w:color w:val="000000"/>
+                <w:sz w:val="18"/>
+                <w:szCs w:val="18"/>
+              </w:rPr>
+              <w:t xml:space="preserve"> en lugar de </w:t>
+            </w:r>
+            <w:proofErr w:type="spellStart"/>
+            <w:r>
+              <w:rPr>
+                <w:color w:val="000000"/>
+                <w:sz w:val="18"/>
+                <w:szCs w:val="18"/>
+              </w:rPr>
+              <w:t>useContext</w:t>
+            </w:r>
+            <w:proofErr w:type="spellEnd"/>
+            <w:r>
+              <w:rPr>
+                <w:color w:val="000000"/>
+                <w:sz w:val="18"/>
+                <w:szCs w:val="18"/>
+              </w:rPr>
+              <w:t>), el criterio correspondiente será evaluado con puntaje reducido o no logrado, según la justificación técnica.</w:t>
             </w:r>
           </w:p>
         </w:tc>
@@ -3153,12 +3981,6 @@
         <w:gridCol w:w="8860"/>
       </w:tblGrid>
       <w:tr>
-        <w:tblPrEx>
-          <w:tblCellMar>
-            <w:top w:w="0" w:type="dxa"/>
-            <w:bottom w:w="0" w:type="dxa"/>
-          </w:tblCellMar>
-        </w:tblPrEx>
         <w:tc>
           <w:tcPr>
             <w:tcW w:w="500" w:type="dxa"/>
@@ -3226,12 +4048,6 @@
         </w:tc>
       </w:tr>
       <w:tr>
-        <w:tblPrEx>
-          <w:tblCellMar>
-            <w:top w:w="0" w:type="dxa"/>
-            <w:bottom w:w="0" w:type="dxa"/>
-          </w:tblCellMar>
-        </w:tblPrEx>
         <w:tc>
           <w:tcPr>
             <w:tcW w:w="500" w:type="dxa"/>
@@ -3294,18 +4110,48 @@
                 <w:sz w:val="18"/>
                 <w:szCs w:val="18"/>
               </w:rPr>
-              <w:t>Se realizarán preguntas técnicas: ¿Por qué usaste useContext aquí? ¿Cómo funcionan tus rutas protegidas? ¿Dónde defines la interfaz de este objeto? ¿Qué pasa si el array de dependencias de useEffect está vacío?</w:t>
+              <w:t xml:space="preserve">Se realizarán preguntas técnicas: ¿Por qué usaste </w:t>
+            </w:r>
+            <w:proofErr w:type="spellStart"/>
+            <w:r>
+              <w:rPr>
+                <w:color w:val="000000"/>
+                <w:sz w:val="18"/>
+                <w:szCs w:val="18"/>
+              </w:rPr>
+              <w:t>useContext</w:t>
+            </w:r>
+            <w:proofErr w:type="spellEnd"/>
+            <w:r>
+              <w:rPr>
+                <w:color w:val="000000"/>
+                <w:sz w:val="18"/>
+                <w:szCs w:val="18"/>
+              </w:rPr>
+              <w:t xml:space="preserve"> aquí? ¿Cómo funcionan tus rutas protegidas? ¿Dónde defines la interfaz de este objeto? ¿Qué pasa si el array de dependencias de </w:t>
+            </w:r>
+            <w:proofErr w:type="spellStart"/>
+            <w:r>
+              <w:rPr>
+                <w:color w:val="000000"/>
+                <w:sz w:val="18"/>
+                <w:szCs w:val="18"/>
+              </w:rPr>
+              <w:t>useEffect</w:t>
+            </w:r>
+            <w:proofErr w:type="spellEnd"/>
+            <w:r>
+              <w:rPr>
+                <w:color w:val="000000"/>
+                <w:sz w:val="18"/>
+                <w:szCs w:val="18"/>
+              </w:rPr>
+              <w:t xml:space="preserve"> está vacío?</w:t>
             </w:r>
           </w:p>
         </w:tc>
       </w:tr>
       <w:tr>
-        <w:tblPrEx>
-          <w:tblCellMar>
-            <w:top w:w="0" w:type="dxa"/>
-            <w:bottom w:w="0" w:type="dxa"/>
-          </w:tblCellMar>
-        </w:tblPrEx>
         <w:tc>
           <w:tcPr>
             <w:tcW w:w="500" w:type="dxa"/>
@@ -3367,18 +4213,30 @@
                 <w:sz w:val="18"/>
                 <w:szCs w:val="18"/>
               </w:rPr>
-              <w:t>Se pueden pedir modificaciones en vivo: agregar un campo al formulario, cambiar la lógica del filtro, mostrar el nombre del usuario logueado en un componente diferente.</w:t>
+              <w:t xml:space="preserve">Se pueden pedir modificaciones en vivo: agregar un campo al formulario, cambiar la lógica del filtro, mostrar el nombre del usuario </w:t>
+            </w:r>
+            <w:proofErr w:type="spellStart"/>
+            <w:r>
+              <w:rPr>
+                <w:color w:val="000000"/>
+                <w:sz w:val="18"/>
+                <w:szCs w:val="18"/>
+              </w:rPr>
+              <w:t>logueado</w:t>
+            </w:r>
+            <w:proofErr w:type="spellEnd"/>
+            <w:r>
+              <w:rPr>
+                <w:color w:val="000000"/>
+                <w:sz w:val="18"/>
+                <w:szCs w:val="18"/>
+              </w:rPr>
+              <w:t xml:space="preserve"> en un componente diferente.</w:t>
             </w:r>
           </w:p>
         </w:tc>
       </w:tr>
       <w:tr>
-        <w:tblPrEx>
-          <w:tblCellMar>
-            <w:top w:w="0" w:type="dxa"/>
-            <w:bottom w:w="0" w:type="dxa"/>
-          </w:tblCellMar>
-        </w:tblPrEx>
         <w:tc>
           <w:tcPr>
             <w:tcW w:w="500" w:type="dxa"/>
@@ -3440,7 +4298,25 @@
                 <w:sz w:val="18"/>
                 <w:szCs w:val="18"/>
               </w:rPr>
-              <w:t>El docente revisará el historial de commits del repositorio para verificar el avance progresivo del desarrollo.</w:t>
+              <w:t xml:space="preserve">El docente revisará el historial de </w:t>
+            </w:r>
+            <w:proofErr w:type="spellStart"/>
+            <w:r>
+              <w:rPr>
+                <w:color w:val="000000"/>
+                <w:sz w:val="18"/>
+                <w:szCs w:val="18"/>
+              </w:rPr>
+              <w:t>commits</w:t>
+            </w:r>
+            <w:proofErr w:type="spellEnd"/>
+            <w:r>
+              <w:rPr>
+                <w:color w:val="000000"/>
+                <w:sz w:val="18"/>
+                <w:szCs w:val="18"/>
+              </w:rPr>
+              <w:t xml:space="preserve"> del repositorio para verificar el avance progresivo del desarrollo.</w:t>
             </w:r>
           </w:p>
         </w:tc>
@@ -3473,12 +4349,6 @@
         <w:gridCol w:w="8817"/>
       </w:tblGrid>
       <w:tr>
-        <w:tblPrEx>
-          <w:tblCellMar>
-            <w:top w:w="0" w:type="dxa"/>
-            <w:bottom w:w="0" w:type="dxa"/>
-          </w:tblCellMar>
-        </w:tblPrEx>
         <w:tc>
           <w:tcPr>
             <w:tcW w:w="500" w:type="dxa"/>
@@ -3556,6 +4426,7 @@
       <w:pPr>
         <w:spacing w:before="200" w:after="120"/>
       </w:pPr>
+      <w:proofErr w:type="gramStart"/>
       <w:r>
         <w:rPr>
           <w:b/>
@@ -3564,7 +4435,18 @@
           <w:sz w:val="24"/>
           <w:szCs w:val="24"/>
         </w:rPr>
-        <w:t>5.  ¿Qué Debes Entregar?</w:t>
+        <w:t>5.  ¿</w:t>
+      </w:r>
+      <w:proofErr w:type="gramEnd"/>
+      <w:r>
+        <w:rPr>
+          <w:b/>
+          <w:bCs/>
+          <w:color w:val="2E4057"/>
+          <w:sz w:val="24"/>
+          <w:szCs w:val="24"/>
+        </w:rPr>
+        <w:t>Qué Debes Entregar?</w:t>
       </w:r>
     </w:p>
     <w:tbl>
@@ -3590,12 +4472,6 @@
         <w:gridCol w:w="6660"/>
       </w:tblGrid>
       <w:tr>
-        <w:tblPrEx>
-          <w:tblCellMar>
-            <w:top w:w="0" w:type="dxa"/>
-            <w:bottom w:w="0" w:type="dxa"/>
-          </w:tblCellMar>
-        </w:tblPrEx>
         <w:tc>
           <w:tcPr>
             <w:tcW w:w="500" w:type="dxa"/>
@@ -3703,12 +4579,6 @@
         </w:tc>
       </w:tr>
       <w:tr>
-        <w:tblPrEx>
-          <w:tblCellMar>
-            <w:top w:w="0" w:type="dxa"/>
-            <w:bottom w:w="0" w:type="dxa"/>
-          </w:tblCellMar>
-        </w:tblPrEx>
         <w:tc>
           <w:tcPr>
             <w:tcW w:w="500" w:type="dxa"/>
@@ -3800,18 +4670,48 @@
                 <w:sz w:val="18"/>
                 <w:szCs w:val="18"/>
               </w:rPr>
-              <w:t>URL del repositorio público nuevo con el proyecto React/TypeScript. El README debe incluir instrucciones de ejecución y descripción de los módulos.</w:t>
+              <w:t xml:space="preserve">URL del repositorio público nuevo con el proyecto </w:t>
+            </w:r>
+            <w:proofErr w:type="spellStart"/>
+            <w:r>
+              <w:rPr>
+                <w:color w:val="000000"/>
+                <w:sz w:val="18"/>
+                <w:szCs w:val="18"/>
+              </w:rPr>
+              <w:t>React</w:t>
+            </w:r>
+            <w:proofErr w:type="spellEnd"/>
+            <w:r>
+              <w:rPr>
+                <w:color w:val="000000"/>
+                <w:sz w:val="18"/>
+                <w:szCs w:val="18"/>
+              </w:rPr>
+              <w:t>/</w:t>
+            </w:r>
+            <w:proofErr w:type="spellStart"/>
+            <w:r>
+              <w:rPr>
+                <w:color w:val="000000"/>
+                <w:sz w:val="18"/>
+                <w:szCs w:val="18"/>
+              </w:rPr>
+              <w:t>TypeScript</w:t>
+            </w:r>
+            <w:proofErr w:type="spellEnd"/>
+            <w:r>
+              <w:rPr>
+                <w:color w:val="000000"/>
+                <w:sz w:val="18"/>
+                <w:szCs w:val="18"/>
+              </w:rPr>
+              <w:t>. El README debe incluir instrucciones de ejecución y descripción de los módulos.</w:t>
             </w:r>
           </w:p>
         </w:tc>
       </w:tr>
       <w:tr>
-        <w:tblPrEx>
-          <w:tblCellMar>
-            <w:top w:w="0" w:type="dxa"/>
-            <w:bottom w:w="0" w:type="dxa"/>
-          </w:tblCellMar>
-        </w:tblPrEx>
         <w:tc>
           <w:tcPr>
             <w:tcW w:w="500" w:type="dxa"/>
@@ -3903,18 +4803,30 @@
                 <w:sz w:val="18"/>
                 <w:szCs w:val="18"/>
               </w:rPr>
-              <w:t>Clonación del repositorio y ejecución del proyecto en el equipo del docente. El historial de commits será revisado durante esta instancia.</w:t>
+              <w:t xml:space="preserve">Clonación del repositorio y ejecución del proyecto en el equipo del docente. El historial de </w:t>
+            </w:r>
+            <w:proofErr w:type="spellStart"/>
+            <w:r>
+              <w:rPr>
+                <w:color w:val="000000"/>
+                <w:sz w:val="18"/>
+                <w:szCs w:val="18"/>
+              </w:rPr>
+              <w:t>commits</w:t>
+            </w:r>
+            <w:proofErr w:type="spellEnd"/>
+            <w:r>
+              <w:rPr>
+                <w:color w:val="000000"/>
+                <w:sz w:val="18"/>
+                <w:szCs w:val="18"/>
+              </w:rPr>
+              <w:t xml:space="preserve"> será revisado durante esta instancia.</w:t>
             </w:r>
           </w:p>
         </w:tc>
       </w:tr>
       <w:tr>
-        <w:tblPrEx>
-          <w:tblCellMar>
-            <w:top w:w="0" w:type="dxa"/>
-            <w:bottom w:w="0" w:type="dxa"/>
-          </w:tblCellMar>
-        </w:tblPrEx>
         <w:tc>
           <w:tcPr>
             <w:tcW w:w="500" w:type="dxa"/>
@@ -4072,12 +4984,6 @@
         <w:gridCol w:w="2800"/>
       </w:tblGrid>
       <w:tr>
-        <w:tblPrEx>
-          <w:tblCellMar>
-            <w:top w:w="0" w:type="dxa"/>
-            <w:bottom w:w="0" w:type="dxa"/>
-          </w:tblCellMar>
-        </w:tblPrEx>
         <w:tc>
           <w:tcPr>
             <w:tcW w:w="2200" w:type="dxa"/>
@@ -4109,7 +5015,29 @@
                 <w:sz w:val="17"/>
                 <w:szCs w:val="17"/>
               </w:rPr>
-              <w:t>Logrado (3 pts)</w:t>
+              <w:t xml:space="preserve">Logrado (3 </w:t>
+            </w:r>
+            <w:proofErr w:type="spellStart"/>
+            <w:r>
+              <w:rPr>
+                <w:b/>
+                <w:bCs/>
+                <w:color w:val="FFFFFF"/>
+                <w:sz w:val="17"/>
+                <w:szCs w:val="17"/>
+              </w:rPr>
+              <w:t>pts</w:t>
+            </w:r>
+            <w:proofErr w:type="spellEnd"/>
+            <w:r>
+              <w:rPr>
+                <w:b/>
+                <w:bCs/>
+                <w:color w:val="FFFFFF"/>
+                <w:sz w:val="17"/>
+                <w:szCs w:val="17"/>
+              </w:rPr>
+              <w:t>)</w:t>
             </w:r>
           </w:p>
         </w:tc>
@@ -4144,7 +5072,29 @@
                 <w:sz w:val="17"/>
                 <w:szCs w:val="17"/>
               </w:rPr>
-              <w:t>Med. Logrado (2 pts)</w:t>
+              <w:t xml:space="preserve">Med. Logrado (2 </w:t>
+            </w:r>
+            <w:proofErr w:type="spellStart"/>
+            <w:r>
+              <w:rPr>
+                <w:b/>
+                <w:bCs/>
+                <w:color w:val="FFFFFF"/>
+                <w:sz w:val="17"/>
+                <w:szCs w:val="17"/>
+              </w:rPr>
+              <w:t>pts</w:t>
+            </w:r>
+            <w:proofErr w:type="spellEnd"/>
+            <w:r>
+              <w:rPr>
+                <w:b/>
+                <w:bCs/>
+                <w:color w:val="FFFFFF"/>
+                <w:sz w:val="17"/>
+                <w:szCs w:val="17"/>
+              </w:rPr>
+              <w:t>)</w:t>
             </w:r>
           </w:p>
         </w:tc>
@@ -4220,12 +5170,6 @@
         </w:tc>
       </w:tr>
       <w:tr>
-        <w:tblPrEx>
-          <w:tblCellMar>
-            <w:top w:w="0" w:type="dxa"/>
-            <w:bottom w:w="0" w:type="dxa"/>
-          </w:tblCellMar>
-        </w:tblPrEx>
         <w:tc>
           <w:tcPr>
             <w:tcW w:w="2200" w:type="dxa"/>
@@ -4385,12 +5329,6 @@
         <w:gridCol w:w="2800"/>
       </w:tblGrid>
       <w:tr>
-        <w:tblPrEx>
-          <w:tblCellMar>
-            <w:top w:w="0" w:type="dxa"/>
-            <w:bottom w:w="0" w:type="dxa"/>
-          </w:tblCellMar>
-        </w:tblPrEx>
         <w:tc>
           <w:tcPr>
             <w:tcW w:w="2200" w:type="dxa"/>
@@ -4422,7 +5360,29 @@
                 <w:sz w:val="17"/>
                 <w:szCs w:val="17"/>
               </w:rPr>
-              <w:t>Logrado (5 pts)</w:t>
+              <w:t xml:space="preserve">Logrado (5 </w:t>
+            </w:r>
+            <w:proofErr w:type="spellStart"/>
+            <w:r>
+              <w:rPr>
+                <w:b/>
+                <w:bCs/>
+                <w:color w:val="FFFFFF"/>
+                <w:sz w:val="17"/>
+                <w:szCs w:val="17"/>
+              </w:rPr>
+              <w:t>pts</w:t>
+            </w:r>
+            <w:proofErr w:type="spellEnd"/>
+            <w:r>
+              <w:rPr>
+                <w:b/>
+                <w:bCs/>
+                <w:color w:val="FFFFFF"/>
+                <w:sz w:val="17"/>
+                <w:szCs w:val="17"/>
+              </w:rPr>
+              <w:t>)</w:t>
             </w:r>
           </w:p>
         </w:tc>
@@ -4457,7 +5417,29 @@
                 <w:sz w:val="17"/>
                 <w:szCs w:val="17"/>
               </w:rPr>
-              <w:t>Med. Logrado (3 pts)</w:t>
+              <w:t xml:space="preserve">Med. Logrado (3 </w:t>
+            </w:r>
+            <w:proofErr w:type="spellStart"/>
+            <w:r>
+              <w:rPr>
+                <w:b/>
+                <w:bCs/>
+                <w:color w:val="FFFFFF"/>
+                <w:sz w:val="17"/>
+                <w:szCs w:val="17"/>
+              </w:rPr>
+              <w:t>pts</w:t>
+            </w:r>
+            <w:proofErr w:type="spellEnd"/>
+            <w:r>
+              <w:rPr>
+                <w:b/>
+                <w:bCs/>
+                <w:color w:val="FFFFFF"/>
+                <w:sz w:val="17"/>
+                <w:szCs w:val="17"/>
+              </w:rPr>
+              <w:t>)</w:t>
             </w:r>
           </w:p>
         </w:tc>
@@ -4533,12 +5515,6 @@
         </w:tc>
       </w:tr>
       <w:tr>
-        <w:tblPrEx>
-          <w:tblCellMar>
-            <w:top w:w="0" w:type="dxa"/>
-            <w:bottom w:w="0" w:type="dxa"/>
-          </w:tblCellMar>
-        </w:tblPrEx>
         <w:tc>
           <w:tcPr>
             <w:tcW w:w="2200" w:type="dxa"/>
@@ -4663,7 +5639,25 @@
                 <w:sz w:val="17"/>
                 <w:szCs w:val="17"/>
               </w:rPr>
-              <w:t>Estos criterios valen 5/3/1 pts (no 3/2/1).</w:t>
+              <w:t xml:space="preserve">Estos criterios valen 5/3/1 </w:t>
+            </w:r>
+            <w:proofErr w:type="spellStart"/>
+            <w:r>
+              <w:rPr>
+                <w:color w:val="000000"/>
+                <w:sz w:val="17"/>
+                <w:szCs w:val="17"/>
+              </w:rPr>
+              <w:t>pts</w:t>
+            </w:r>
+            <w:proofErr w:type="spellEnd"/>
+            <w:r>
+              <w:rPr>
+                <w:color w:val="000000"/>
+                <w:sz w:val="17"/>
+                <w:szCs w:val="17"/>
+              </w:rPr>
+              <w:t xml:space="preserve"> (no 3/2/1).</w:t>
             </w:r>
           </w:p>
         </w:tc>
@@ -4699,12 +5693,6 @@
         <w:gridCol w:w="505"/>
       </w:tblGrid>
       <w:tr>
-        <w:tblPrEx>
-          <w:tblCellMar>
-            <w:top w:w="0" w:type="dxa"/>
-            <w:bottom w:w="0" w:type="dxa"/>
-          </w:tblCellMar>
-        </w:tblPrEx>
         <w:trPr>
           <w:tblHeader/>
         </w:trPr>
@@ -4774,7 +5762,29 @@
                 <w:sz w:val="17"/>
                 <w:szCs w:val="17"/>
               </w:rPr>
-              <w:t>Logrado (3 pts)</w:t>
+              <w:t xml:space="preserve">Logrado (3 </w:t>
+            </w:r>
+            <w:proofErr w:type="spellStart"/>
+            <w:r>
+              <w:rPr>
+                <w:b/>
+                <w:bCs/>
+                <w:color w:val="FFFFFF"/>
+                <w:sz w:val="17"/>
+                <w:szCs w:val="17"/>
+              </w:rPr>
+              <w:t>pts</w:t>
+            </w:r>
+            <w:proofErr w:type="spellEnd"/>
+            <w:r>
+              <w:rPr>
+                <w:b/>
+                <w:bCs/>
+                <w:color w:val="FFFFFF"/>
+                <w:sz w:val="17"/>
+                <w:szCs w:val="17"/>
+              </w:rPr>
+              <w:t>)</w:t>
             </w:r>
           </w:p>
         </w:tc>
@@ -4809,7 +5819,29 @@
                 <w:sz w:val="17"/>
                 <w:szCs w:val="17"/>
               </w:rPr>
-              <w:t>Med. Logrado (2 pts)</w:t>
+              <w:t xml:space="preserve">Med. Logrado (2 </w:t>
+            </w:r>
+            <w:proofErr w:type="spellStart"/>
+            <w:r>
+              <w:rPr>
+                <w:b/>
+                <w:bCs/>
+                <w:color w:val="FFFFFF"/>
+                <w:sz w:val="17"/>
+                <w:szCs w:val="17"/>
+              </w:rPr>
+              <w:t>pts</w:t>
+            </w:r>
+            <w:proofErr w:type="spellEnd"/>
+            <w:r>
+              <w:rPr>
+                <w:b/>
+                <w:bCs/>
+                <w:color w:val="FFFFFF"/>
+                <w:sz w:val="17"/>
+                <w:szCs w:val="17"/>
+              </w:rPr>
+              <w:t>)</w:t>
             </w:r>
           </w:p>
         </w:tc>
@@ -4871,6 +5903,7 @@
               <w:spacing w:after="80"/>
               <w:jc w:val="center"/>
             </w:pPr>
+            <w:proofErr w:type="spellStart"/>
             <w:r>
               <w:rPr>
                 <w:b/>
@@ -4881,16 +5914,11 @@
               </w:rPr>
               <w:t>Pts</w:t>
             </w:r>
+            <w:proofErr w:type="spellEnd"/>
           </w:p>
         </w:tc>
       </w:tr>
       <w:tr>
-        <w:tblPrEx>
-          <w:tblCellMar>
-            <w:top w:w="0" w:type="dxa"/>
-            <w:bottom w:w="0" w:type="dxa"/>
-          </w:tblCellMar>
-        </w:tblPrEx>
         <w:tc>
           <w:tcPr>
             <w:tcW w:w="0" w:type="auto"/>
@@ -4927,12 +5955,6 @@
         </w:tc>
       </w:tr>
       <w:tr>
-        <w:tblPrEx>
-          <w:tblCellMar>
-            <w:top w:w="0" w:type="dxa"/>
-            <w:bottom w:w="0" w:type="dxa"/>
-          </w:tblCellMar>
-        </w:tblPrEx>
         <w:tc>
           <w:tcPr>
             <w:tcW w:w="2400" w:type="dxa"/>
@@ -4992,7 +6014,25 @@
                 <w:sz w:val="17"/>
                 <w:szCs w:val="17"/>
               </w:rPr>
-              <w:t xml:space="preserve">El formulario de login valida credenciales, muestra error si son </w:t>
+              <w:t xml:space="preserve">El formulario de </w:t>
+            </w:r>
+            <w:proofErr w:type="spellStart"/>
+            <w:r>
+              <w:rPr>
+                <w:color w:val="000000"/>
+                <w:sz w:val="17"/>
+                <w:szCs w:val="17"/>
+              </w:rPr>
+              <w:t>login</w:t>
+            </w:r>
+            <w:proofErr w:type="spellEnd"/>
+            <w:r>
+              <w:rPr>
+                <w:color w:val="000000"/>
+                <w:sz w:val="17"/>
+                <w:szCs w:val="17"/>
+              </w:rPr>
+              <w:t xml:space="preserve"> valida credenciales, muestra error si son </w:t>
             </w:r>
             <w:r>
               <w:rPr>
@@ -5001,7 +6041,25 @@
                 <w:szCs w:val="17"/>
               </w:rPr>
               <w:lastRenderedPageBreak/>
-              <w:t>incorrectas y redirige al dashboard si son correctas.</w:t>
+              <w:t xml:space="preserve">incorrectas y redirige al </w:t>
+            </w:r>
+            <w:proofErr w:type="spellStart"/>
+            <w:r>
+              <w:rPr>
+                <w:color w:val="000000"/>
+                <w:sz w:val="17"/>
+                <w:szCs w:val="17"/>
+              </w:rPr>
+              <w:t>dashboard</w:t>
+            </w:r>
+            <w:proofErr w:type="spellEnd"/>
+            <w:r>
+              <w:rPr>
+                <w:color w:val="000000"/>
+                <w:sz w:val="17"/>
+                <w:szCs w:val="17"/>
+              </w:rPr>
+              <w:t xml:space="preserve"> si son correctas.</w:t>
             </w:r>
           </w:p>
         </w:tc>
@@ -5033,7 +6091,43 @@
                 <w:szCs w:val="17"/>
               </w:rPr>
               <w:lastRenderedPageBreak/>
-              <w:t xml:space="preserve">El login funciona pero no valida correctamente o </w:t>
+              <w:t xml:space="preserve">El </w:t>
+            </w:r>
+            <w:proofErr w:type="spellStart"/>
+            <w:r>
+              <w:rPr>
+                <w:color w:val="000000"/>
+                <w:sz w:val="17"/>
+                <w:szCs w:val="17"/>
+              </w:rPr>
+              <w:t>login</w:t>
+            </w:r>
+            <w:proofErr w:type="spellEnd"/>
+            <w:r>
+              <w:rPr>
+                <w:color w:val="000000"/>
+                <w:sz w:val="17"/>
+                <w:szCs w:val="17"/>
+              </w:rPr>
+              <w:t xml:space="preserve"> </w:t>
+            </w:r>
+            <w:proofErr w:type="gramStart"/>
+            <w:r>
+              <w:rPr>
+                <w:color w:val="000000"/>
+                <w:sz w:val="17"/>
+                <w:szCs w:val="17"/>
+              </w:rPr>
+              <w:t>funciona</w:t>
+            </w:r>
+            <w:proofErr w:type="gramEnd"/>
+            <w:r>
+              <w:rPr>
+                <w:color w:val="000000"/>
+                <w:sz w:val="17"/>
+                <w:szCs w:val="17"/>
+              </w:rPr>
+              <w:t xml:space="preserve"> pero no valida correctamente o </w:t>
             </w:r>
             <w:r>
               <w:rPr>
@@ -5074,7 +6168,25 @@
                 <w:szCs w:val="17"/>
               </w:rPr>
               <w:lastRenderedPageBreak/>
-              <w:t>El login no funciona o no existe.</w:t>
+              <w:t xml:space="preserve">El </w:t>
+            </w:r>
+            <w:proofErr w:type="spellStart"/>
+            <w:r>
+              <w:rPr>
+                <w:color w:val="000000"/>
+                <w:sz w:val="17"/>
+                <w:szCs w:val="17"/>
+              </w:rPr>
+              <w:t>login</w:t>
+            </w:r>
+            <w:proofErr w:type="spellEnd"/>
+            <w:r>
+              <w:rPr>
+                <w:color w:val="000000"/>
+                <w:sz w:val="17"/>
+                <w:szCs w:val="17"/>
+              </w:rPr>
+              <w:t xml:space="preserve"> no funciona o no existe.</w:t>
             </w:r>
           </w:p>
         </w:tc>
@@ -5103,12 +6215,6 @@
         </w:tc>
       </w:tr>
       <w:tr>
-        <w:tblPrEx>
-          <w:tblCellMar>
-            <w:top w:w="0" w:type="dxa"/>
-            <w:bottom w:w="0" w:type="dxa"/>
-          </w:tblCellMar>
-        </w:tblPrEx>
         <w:tc>
           <w:tcPr>
             <w:tcW w:w="2400" w:type="dxa"/>
@@ -5137,8 +6243,20 @@
                 <w:sz w:val="17"/>
                 <w:szCs w:val="17"/>
               </w:rPr>
-              <w:t>Contexto global con useContext</w:t>
-            </w:r>
+              <w:t xml:space="preserve">Contexto global con </w:t>
+            </w:r>
+            <w:proofErr w:type="spellStart"/>
+            <w:r>
+              <w:rPr>
+                <w:b/>
+                <w:bCs/>
+                <w:color w:val="000000"/>
+                <w:sz w:val="17"/>
+                <w:szCs w:val="17"/>
+              </w:rPr>
+              <w:t>useContext</w:t>
+            </w:r>
+            <w:proofErr w:type="spellEnd"/>
           </w:p>
         </w:tc>
         <w:tc>
@@ -5168,7 +6286,79 @@
                 <w:sz w:val="17"/>
                 <w:szCs w:val="17"/>
               </w:rPr>
-              <w:t>Se implementa un AuthContext que expone datos del usuario y la función de logout. Cualquier componente accede al contexto sin prop drilling.</w:t>
+              <w:t xml:space="preserve">Se implementa un </w:t>
+            </w:r>
+            <w:proofErr w:type="spellStart"/>
+            <w:r>
+              <w:rPr>
+                <w:color w:val="000000"/>
+                <w:sz w:val="17"/>
+                <w:szCs w:val="17"/>
+              </w:rPr>
+              <w:t>AuthContext</w:t>
+            </w:r>
+            <w:proofErr w:type="spellEnd"/>
+            <w:r>
+              <w:rPr>
+                <w:color w:val="000000"/>
+                <w:sz w:val="17"/>
+                <w:szCs w:val="17"/>
+              </w:rPr>
+              <w:t xml:space="preserve"> que expone datos del usuario y la función de </w:t>
+            </w:r>
+            <w:proofErr w:type="spellStart"/>
+            <w:r>
+              <w:rPr>
+                <w:color w:val="000000"/>
+                <w:sz w:val="17"/>
+                <w:szCs w:val="17"/>
+              </w:rPr>
+              <w:t>logout</w:t>
+            </w:r>
+            <w:proofErr w:type="spellEnd"/>
+            <w:r>
+              <w:rPr>
+                <w:color w:val="000000"/>
+                <w:sz w:val="17"/>
+                <w:szCs w:val="17"/>
+              </w:rPr>
+              <w:t xml:space="preserve">. Cualquier componente accede al contexto sin </w:t>
+            </w:r>
+            <w:proofErr w:type="spellStart"/>
+            <w:r>
+              <w:rPr>
+                <w:color w:val="000000"/>
+                <w:sz w:val="17"/>
+                <w:szCs w:val="17"/>
+              </w:rPr>
+              <w:t>prop</w:t>
+            </w:r>
+            <w:proofErr w:type="spellEnd"/>
+            <w:r>
+              <w:rPr>
+                <w:color w:val="000000"/>
+                <w:sz w:val="17"/>
+                <w:szCs w:val="17"/>
+              </w:rPr>
+              <w:t xml:space="preserve"> </w:t>
+            </w:r>
+            <w:proofErr w:type="spellStart"/>
+            <w:r>
+              <w:rPr>
+                <w:color w:val="000000"/>
+                <w:sz w:val="17"/>
+                <w:szCs w:val="17"/>
+              </w:rPr>
+              <w:t>drilling</w:t>
+            </w:r>
+            <w:proofErr w:type="spellEnd"/>
+            <w:r>
+              <w:rPr>
+                <w:color w:val="000000"/>
+                <w:sz w:val="17"/>
+                <w:szCs w:val="17"/>
+              </w:rPr>
+              <w:t>.</w:t>
             </w:r>
           </w:p>
         </w:tc>
@@ -5199,7 +6389,61 @@
                 <w:sz w:val="17"/>
                 <w:szCs w:val="17"/>
               </w:rPr>
-              <w:t>Existe un contexto pero no expone todos los datos necesarios o algunos componentes acceden por prop drilling.</w:t>
+              <w:t xml:space="preserve">Existe un </w:t>
+            </w:r>
+            <w:proofErr w:type="gramStart"/>
+            <w:r>
+              <w:rPr>
+                <w:color w:val="000000"/>
+                <w:sz w:val="17"/>
+                <w:szCs w:val="17"/>
+              </w:rPr>
+              <w:t>contexto</w:t>
+            </w:r>
+            <w:proofErr w:type="gramEnd"/>
+            <w:r>
+              <w:rPr>
+                <w:color w:val="000000"/>
+                <w:sz w:val="17"/>
+                <w:szCs w:val="17"/>
+              </w:rPr>
+              <w:t xml:space="preserve"> pero no expone todos los datos necesarios o algunos componentes acceden por </w:t>
+            </w:r>
+            <w:proofErr w:type="spellStart"/>
+            <w:r>
+              <w:rPr>
+                <w:color w:val="000000"/>
+                <w:sz w:val="17"/>
+                <w:szCs w:val="17"/>
+              </w:rPr>
+              <w:t>prop</w:t>
+            </w:r>
+            <w:proofErr w:type="spellEnd"/>
+            <w:r>
+              <w:rPr>
+                <w:color w:val="000000"/>
+                <w:sz w:val="17"/>
+                <w:szCs w:val="17"/>
+              </w:rPr>
+              <w:t xml:space="preserve"> </w:t>
+            </w:r>
+            <w:proofErr w:type="spellStart"/>
+            <w:r>
+              <w:rPr>
+                <w:color w:val="000000"/>
+                <w:sz w:val="17"/>
+                <w:szCs w:val="17"/>
+              </w:rPr>
+              <w:t>drilling</w:t>
+            </w:r>
+            <w:proofErr w:type="spellEnd"/>
+            <w:r>
+              <w:rPr>
+                <w:color w:val="000000"/>
+                <w:sz w:val="17"/>
+                <w:szCs w:val="17"/>
+              </w:rPr>
+              <w:t>.</w:t>
             </w:r>
           </w:p>
         </w:tc>
@@ -5230,7 +6474,43 @@
                 <w:sz w:val="17"/>
                 <w:szCs w:val="17"/>
               </w:rPr>
-              <w:t>No se usa useContext. El estado del usuario se pasa por props o no existe.</w:t>
+              <w:t xml:space="preserve">No se usa </w:t>
+            </w:r>
+            <w:proofErr w:type="spellStart"/>
+            <w:r>
+              <w:rPr>
+                <w:color w:val="000000"/>
+                <w:sz w:val="17"/>
+                <w:szCs w:val="17"/>
+              </w:rPr>
+              <w:t>useContext</w:t>
+            </w:r>
+            <w:proofErr w:type="spellEnd"/>
+            <w:r>
+              <w:rPr>
+                <w:color w:val="000000"/>
+                <w:sz w:val="17"/>
+                <w:szCs w:val="17"/>
+              </w:rPr>
+              <w:t xml:space="preserve">. El estado del usuario se pasa por </w:t>
+            </w:r>
+            <w:proofErr w:type="spellStart"/>
+            <w:r>
+              <w:rPr>
+                <w:color w:val="000000"/>
+                <w:sz w:val="17"/>
+                <w:szCs w:val="17"/>
+              </w:rPr>
+              <w:t>props</w:t>
+            </w:r>
+            <w:proofErr w:type="spellEnd"/>
+            <w:r>
+              <w:rPr>
+                <w:color w:val="000000"/>
+                <w:sz w:val="17"/>
+                <w:szCs w:val="17"/>
+              </w:rPr>
+              <w:t xml:space="preserve"> o no existe.</w:t>
             </w:r>
           </w:p>
         </w:tc>
@@ -5259,12 +6539,6 @@
         </w:tc>
       </w:tr>
       <w:tr>
-        <w:tblPrEx>
-          <w:tblCellMar>
-            <w:top w:w="0" w:type="dxa"/>
-            <w:bottom w:w="0" w:type="dxa"/>
-          </w:tblCellMar>
-        </w:tblPrEx>
         <w:tc>
           <w:tcPr>
             <w:tcW w:w="2400" w:type="dxa"/>
@@ -5324,7 +6598,79 @@
                 <w:sz w:val="17"/>
                 <w:szCs w:val="17"/>
               </w:rPr>
-              <w:t>Las rutas de la intranet redirigen al login si no hay sesión activa. El logout limpia el contexto y localStorage, y redirige al login.</w:t>
+              <w:t xml:space="preserve">Las rutas de la intranet redirigen al </w:t>
+            </w:r>
+            <w:proofErr w:type="spellStart"/>
+            <w:r>
+              <w:rPr>
+                <w:color w:val="000000"/>
+                <w:sz w:val="17"/>
+                <w:szCs w:val="17"/>
+              </w:rPr>
+              <w:t>login</w:t>
+            </w:r>
+            <w:proofErr w:type="spellEnd"/>
+            <w:r>
+              <w:rPr>
+                <w:color w:val="000000"/>
+                <w:sz w:val="17"/>
+                <w:szCs w:val="17"/>
+              </w:rPr>
+              <w:t xml:space="preserve"> si no hay sesión activa. El </w:t>
+            </w:r>
+            <w:proofErr w:type="spellStart"/>
+            <w:r>
+              <w:rPr>
+                <w:color w:val="000000"/>
+                <w:sz w:val="17"/>
+                <w:szCs w:val="17"/>
+              </w:rPr>
+              <w:t>logout</w:t>
+            </w:r>
+            <w:proofErr w:type="spellEnd"/>
+            <w:r>
+              <w:rPr>
+                <w:color w:val="000000"/>
+                <w:sz w:val="17"/>
+                <w:szCs w:val="17"/>
+              </w:rPr>
+              <w:t xml:space="preserve"> limpia el contexto y </w:t>
+            </w:r>
+            <w:proofErr w:type="spellStart"/>
+            <w:r>
+              <w:rPr>
+                <w:color w:val="000000"/>
+                <w:sz w:val="17"/>
+                <w:szCs w:val="17"/>
+              </w:rPr>
+              <w:t>localStorage</w:t>
+            </w:r>
+            <w:proofErr w:type="spellEnd"/>
+            <w:r>
+              <w:rPr>
+                <w:color w:val="000000"/>
+                <w:sz w:val="17"/>
+                <w:szCs w:val="17"/>
+              </w:rPr>
+              <w:t xml:space="preserve">, y redirige al </w:t>
+            </w:r>
+            <w:proofErr w:type="spellStart"/>
+            <w:r>
+              <w:rPr>
+                <w:color w:val="000000"/>
+                <w:sz w:val="17"/>
+                <w:szCs w:val="17"/>
+              </w:rPr>
+              <w:t>login</w:t>
+            </w:r>
+            <w:proofErr w:type="spellEnd"/>
+            <w:r>
+              <w:rPr>
+                <w:color w:val="000000"/>
+                <w:sz w:val="17"/>
+                <w:szCs w:val="17"/>
+              </w:rPr>
+              <w:t>.</w:t>
             </w:r>
           </w:p>
         </w:tc>
@@ -5355,7 +6701,25 @@
                 <w:sz w:val="17"/>
                 <w:szCs w:val="17"/>
               </w:rPr>
-              <w:t>Las rutas están parcialmente protegidas o el logout no limpia correctamente el estado.</w:t>
+              <w:t xml:space="preserve">Las rutas están parcialmente protegidas o el </w:t>
+            </w:r>
+            <w:proofErr w:type="spellStart"/>
+            <w:r>
+              <w:rPr>
+                <w:color w:val="000000"/>
+                <w:sz w:val="17"/>
+                <w:szCs w:val="17"/>
+              </w:rPr>
+              <w:t>logout</w:t>
+            </w:r>
+            <w:proofErr w:type="spellEnd"/>
+            <w:r>
+              <w:rPr>
+                <w:color w:val="000000"/>
+                <w:sz w:val="17"/>
+                <w:szCs w:val="17"/>
+              </w:rPr>
+              <w:t xml:space="preserve"> no limpia correctamente el estado.</w:t>
             </w:r>
           </w:p>
         </w:tc>
@@ -5386,7 +6750,25 @@
                 <w:sz w:val="17"/>
                 <w:szCs w:val="17"/>
               </w:rPr>
-              <w:t>No hay protección de rutas ni funcionalidad de logout.</w:t>
+              <w:t xml:space="preserve">No hay protección de rutas ni funcionalidad de </w:t>
+            </w:r>
+            <w:proofErr w:type="spellStart"/>
+            <w:r>
+              <w:rPr>
+                <w:color w:val="000000"/>
+                <w:sz w:val="17"/>
+                <w:szCs w:val="17"/>
+              </w:rPr>
+              <w:t>logout</w:t>
+            </w:r>
+            <w:proofErr w:type="spellEnd"/>
+            <w:r>
+              <w:rPr>
+                <w:color w:val="000000"/>
+                <w:sz w:val="17"/>
+                <w:szCs w:val="17"/>
+              </w:rPr>
+              <w:t>.</w:t>
             </w:r>
           </w:p>
         </w:tc>
@@ -5415,12 +6797,6 @@
         </w:tc>
       </w:tr>
       <w:tr>
-        <w:tblPrEx>
-          <w:tblCellMar>
-            <w:top w:w="0" w:type="dxa"/>
-            <w:bottom w:w="0" w:type="dxa"/>
-          </w:tblCellMar>
-        </w:tblPrEx>
         <w:tc>
           <w:tcPr>
             <w:tcW w:w="0" w:type="auto"/>
@@ -5451,18 +6827,24 @@
                 <w:sz w:val="18"/>
                 <w:szCs w:val="18"/>
               </w:rPr>
-              <w:t>OA 3.2 — Enrutamiento con React</w:t>
-            </w:r>
+              <w:t xml:space="preserve">OA 3.2 — Enrutamiento con </w:t>
+            </w:r>
+            <w:proofErr w:type="spellStart"/>
+            <w:r>
+              <w:rPr>
+                <w:b/>
+                <w:bCs/>
+                <w:color w:val="FFFFFF"/>
+                <w:sz w:val="18"/>
+                <w:szCs w:val="18"/>
+              </w:rPr>
+              <w:t>React</w:t>
+            </w:r>
+            <w:proofErr w:type="spellEnd"/>
           </w:p>
         </w:tc>
       </w:tr>
       <w:tr>
-        <w:tblPrEx>
-          <w:tblCellMar>
-            <w:top w:w="0" w:type="dxa"/>
-            <w:bottom w:w="0" w:type="dxa"/>
-          </w:tblCellMar>
-        </w:tblPrEx>
         <w:tc>
           <w:tcPr>
             <w:tcW w:w="2400" w:type="dxa"/>
@@ -5553,7 +6935,25 @@
                 <w:sz w:val="17"/>
                 <w:szCs w:val="17"/>
               </w:rPr>
-              <w:t>El enrutamiento funciona pero hay inconsistencias en la navegación o el estudiante tiene dificultades para explicarlo.</w:t>
+              <w:t xml:space="preserve">El enrutamiento </w:t>
+            </w:r>
+            <w:proofErr w:type="gramStart"/>
+            <w:r>
+              <w:rPr>
+                <w:color w:val="000000"/>
+                <w:sz w:val="17"/>
+                <w:szCs w:val="17"/>
+              </w:rPr>
+              <w:t>funciona</w:t>
+            </w:r>
+            <w:proofErr w:type="gramEnd"/>
+            <w:r>
+              <w:rPr>
+                <w:color w:val="000000"/>
+                <w:sz w:val="17"/>
+                <w:szCs w:val="17"/>
+              </w:rPr>
+              <w:t xml:space="preserve"> pero hay inconsistencias en la navegación o el estudiante tiene dificultades para explicarlo.</w:t>
             </w:r>
           </w:p>
         </w:tc>
@@ -5613,12 +7013,6 @@
         </w:tc>
       </w:tr>
       <w:tr>
-        <w:tblPrEx>
-          <w:tblCellMar>
-            <w:top w:w="0" w:type="dxa"/>
-            <w:bottom w:w="0" w:type="dxa"/>
-          </w:tblCellMar>
-        </w:tblPrEx>
         <w:tc>
           <w:tcPr>
             <w:tcW w:w="2400" w:type="dxa"/>
@@ -5647,8 +7041,20 @@
                 <w:sz w:val="17"/>
                 <w:szCs w:val="17"/>
               </w:rPr>
-              <w:t>Ruta dinámica con useParams</w:t>
-            </w:r>
+              <w:t xml:space="preserve">Ruta dinámica con </w:t>
+            </w:r>
+            <w:proofErr w:type="spellStart"/>
+            <w:r>
+              <w:rPr>
+                <w:b/>
+                <w:bCs/>
+                <w:color w:val="000000"/>
+                <w:sz w:val="17"/>
+                <w:szCs w:val="17"/>
+              </w:rPr>
+              <w:t>useParams</w:t>
+            </w:r>
+            <w:proofErr w:type="spellEnd"/>
           </w:p>
         </w:tc>
         <w:tc>
@@ -5678,7 +7084,25 @@
                 <w:sz w:val="17"/>
                 <w:szCs w:val="17"/>
               </w:rPr>
-              <w:t>Al menos una ruta recibe un parámetro dinámico (:id u otro) leído con useParams para mostrar el detalle de un registro.</w:t>
+              <w:t xml:space="preserve">Al menos una ruta recibe un parámetro dinámico (:id u otro) leído con </w:t>
+            </w:r>
+            <w:proofErr w:type="spellStart"/>
+            <w:r>
+              <w:rPr>
+                <w:color w:val="000000"/>
+                <w:sz w:val="17"/>
+                <w:szCs w:val="17"/>
+              </w:rPr>
+              <w:t>useParams</w:t>
+            </w:r>
+            <w:proofErr w:type="spellEnd"/>
+            <w:r>
+              <w:rPr>
+                <w:color w:val="000000"/>
+                <w:sz w:val="17"/>
+                <w:szCs w:val="17"/>
+              </w:rPr>
+              <w:t xml:space="preserve"> para mostrar el detalle de un registro.</w:t>
             </w:r>
           </w:p>
         </w:tc>
@@ -5709,7 +7133,43 @@
                 <w:sz w:val="17"/>
                 <w:szCs w:val="17"/>
               </w:rPr>
-              <w:t>Existe una ruta dinámica pero useParams no se usa o el detalle no muestra datos reales.</w:t>
+              <w:t xml:space="preserve">Existe una ruta </w:t>
+            </w:r>
+            <w:proofErr w:type="gramStart"/>
+            <w:r>
+              <w:rPr>
+                <w:color w:val="000000"/>
+                <w:sz w:val="17"/>
+                <w:szCs w:val="17"/>
+              </w:rPr>
+              <w:t>dinámica</w:t>
+            </w:r>
+            <w:proofErr w:type="gramEnd"/>
+            <w:r>
+              <w:rPr>
+                <w:color w:val="000000"/>
+                <w:sz w:val="17"/>
+                <w:szCs w:val="17"/>
+              </w:rPr>
+              <w:t xml:space="preserve"> pero </w:t>
+            </w:r>
+            <w:proofErr w:type="spellStart"/>
+            <w:r>
+              <w:rPr>
+                <w:color w:val="000000"/>
+                <w:sz w:val="17"/>
+                <w:szCs w:val="17"/>
+              </w:rPr>
+              <w:t>useParams</w:t>
+            </w:r>
+            <w:proofErr w:type="spellEnd"/>
+            <w:r>
+              <w:rPr>
+                <w:color w:val="000000"/>
+                <w:sz w:val="17"/>
+                <w:szCs w:val="17"/>
+              </w:rPr>
+              <w:t xml:space="preserve"> no se usa o el detalle no muestra datos reales.</w:t>
             </w:r>
           </w:p>
         </w:tc>
@@ -5740,7 +7200,25 @@
                 <w:sz w:val="17"/>
                 <w:szCs w:val="17"/>
               </w:rPr>
-              <w:t>No hay rutas dinámicas ni uso de useParams.</w:t>
+              <w:t xml:space="preserve">No hay rutas dinámicas ni uso de </w:t>
+            </w:r>
+            <w:proofErr w:type="spellStart"/>
+            <w:r>
+              <w:rPr>
+                <w:color w:val="000000"/>
+                <w:sz w:val="17"/>
+                <w:szCs w:val="17"/>
+              </w:rPr>
+              <w:t>useParams</w:t>
+            </w:r>
+            <w:proofErr w:type="spellEnd"/>
+            <w:r>
+              <w:rPr>
+                <w:color w:val="000000"/>
+                <w:sz w:val="17"/>
+                <w:szCs w:val="17"/>
+              </w:rPr>
+              <w:t>.</w:t>
             </w:r>
           </w:p>
         </w:tc>
@@ -5769,12 +7247,6 @@
         </w:tc>
       </w:tr>
       <w:tr>
-        <w:tblPrEx>
-          <w:tblCellMar>
-            <w:top w:w="0" w:type="dxa"/>
-            <w:bottom w:w="0" w:type="dxa"/>
-          </w:tblCellMar>
-        </w:tblPrEx>
         <w:tc>
           <w:tcPr>
             <w:tcW w:w="0" w:type="auto"/>
@@ -5805,18 +7277,24 @@
                 <w:sz w:val="18"/>
                 <w:szCs w:val="18"/>
               </w:rPr>
-              <w:t>OA 3.3 — Gestión de estado y efectos con hooks</w:t>
-            </w:r>
+              <w:t xml:space="preserve">OA 3.3 — Gestión de estado y efectos con </w:t>
+            </w:r>
+            <w:proofErr w:type="spellStart"/>
+            <w:r>
+              <w:rPr>
+                <w:b/>
+                <w:bCs/>
+                <w:color w:val="FFFFFF"/>
+                <w:sz w:val="18"/>
+                <w:szCs w:val="18"/>
+              </w:rPr>
+              <w:t>hooks</w:t>
+            </w:r>
+            <w:proofErr w:type="spellEnd"/>
           </w:p>
         </w:tc>
       </w:tr>
       <w:tr>
-        <w:tblPrEx>
-          <w:tblCellMar>
-            <w:top w:w="0" w:type="dxa"/>
-            <w:bottom w:w="0" w:type="dxa"/>
-          </w:tblCellMar>
-        </w:tblPrEx>
         <w:tc>
           <w:tcPr>
             <w:tcW w:w="2400" w:type="dxa"/>
@@ -5845,8 +7323,20 @@
                 <w:sz w:val="17"/>
                 <w:szCs w:val="17"/>
               </w:rPr>
-              <w:t>Formularios controlados con useState</w:t>
-            </w:r>
+              <w:t xml:space="preserve">Formularios controlados con </w:t>
+            </w:r>
+            <w:proofErr w:type="spellStart"/>
+            <w:r>
+              <w:rPr>
+                <w:b/>
+                <w:bCs/>
+                <w:color w:val="000000"/>
+                <w:sz w:val="17"/>
+                <w:szCs w:val="17"/>
+              </w:rPr>
+              <w:t>useState</w:t>
+            </w:r>
+            <w:proofErr w:type="spellEnd"/>
           </w:p>
         </w:tc>
         <w:tc>
@@ -5876,7 +7366,25 @@
                 <w:sz w:val="17"/>
                 <w:szCs w:val="17"/>
               </w:rPr>
-              <w:t>Todos los campos de formulario son controlados con useState. Los errores de validación se gestionan en el estado y se muestran en tiempo real.</w:t>
+              <w:t xml:space="preserve">Todos los campos de formulario son controlados con </w:t>
+            </w:r>
+            <w:proofErr w:type="spellStart"/>
+            <w:r>
+              <w:rPr>
+                <w:color w:val="000000"/>
+                <w:sz w:val="17"/>
+                <w:szCs w:val="17"/>
+              </w:rPr>
+              <w:t>useState</w:t>
+            </w:r>
+            <w:proofErr w:type="spellEnd"/>
+            <w:r>
+              <w:rPr>
+                <w:color w:val="000000"/>
+                <w:sz w:val="17"/>
+                <w:szCs w:val="17"/>
+              </w:rPr>
+              <w:t>. Los errores de validación se gestionan en el estado y se muestran en tiempo real.</w:t>
             </w:r>
           </w:p>
         </w:tc>
@@ -5907,7 +7415,43 @@
                 <w:sz w:val="17"/>
                 <w:szCs w:val="17"/>
               </w:rPr>
-              <w:t>La mayoría de los campos son controlados pero algunos son no controlados (refs o acceso directo al DOM).</w:t>
+              <w:t xml:space="preserve">La mayoría de los campos son </w:t>
+            </w:r>
+            <w:proofErr w:type="gramStart"/>
+            <w:r>
+              <w:rPr>
+                <w:color w:val="000000"/>
+                <w:sz w:val="17"/>
+                <w:szCs w:val="17"/>
+              </w:rPr>
+              <w:t>controlados</w:t>
+            </w:r>
+            <w:proofErr w:type="gramEnd"/>
+            <w:r>
+              <w:rPr>
+                <w:color w:val="000000"/>
+                <w:sz w:val="17"/>
+                <w:szCs w:val="17"/>
+              </w:rPr>
+              <w:t xml:space="preserve"> pero algunos son no controlados (</w:t>
+            </w:r>
+            <w:proofErr w:type="spellStart"/>
+            <w:r>
+              <w:rPr>
+                <w:color w:val="000000"/>
+                <w:sz w:val="17"/>
+                <w:szCs w:val="17"/>
+              </w:rPr>
+              <w:t>refs</w:t>
+            </w:r>
+            <w:proofErr w:type="spellEnd"/>
+            <w:r>
+              <w:rPr>
+                <w:color w:val="000000"/>
+                <w:sz w:val="17"/>
+                <w:szCs w:val="17"/>
+              </w:rPr>
+              <w:t xml:space="preserve"> o acceso directo al DOM).</w:t>
             </w:r>
           </w:p>
         </w:tc>
@@ -5938,7 +7482,25 @@
                 <w:sz w:val="17"/>
                 <w:szCs w:val="17"/>
               </w:rPr>
-              <w:t>No se usa useState para controlar formularios o no hay validación.</w:t>
+              <w:t xml:space="preserve">No se usa </w:t>
+            </w:r>
+            <w:proofErr w:type="spellStart"/>
+            <w:r>
+              <w:rPr>
+                <w:color w:val="000000"/>
+                <w:sz w:val="17"/>
+                <w:szCs w:val="17"/>
+              </w:rPr>
+              <w:t>useState</w:t>
+            </w:r>
+            <w:proofErr w:type="spellEnd"/>
+            <w:r>
+              <w:rPr>
+                <w:color w:val="000000"/>
+                <w:sz w:val="17"/>
+                <w:szCs w:val="17"/>
+              </w:rPr>
+              <w:t xml:space="preserve"> para controlar formularios o no hay validación.</w:t>
             </w:r>
           </w:p>
         </w:tc>
@@ -5967,12 +7529,6 @@
         </w:tc>
       </w:tr>
       <w:tr>
-        <w:tblPrEx>
-          <w:tblCellMar>
-            <w:top w:w="0" w:type="dxa"/>
-            <w:bottom w:w="0" w:type="dxa"/>
-          </w:tblCellMar>
-        </w:tblPrEx>
         <w:tc>
           <w:tcPr>
             <w:tcW w:w="2400" w:type="dxa"/>
@@ -6001,8 +7557,20 @@
                 <w:sz w:val="17"/>
                 <w:szCs w:val="17"/>
               </w:rPr>
-              <w:t>Carga y actualización de datos con useEffect</w:t>
-            </w:r>
+              <w:t xml:space="preserve">Carga y actualización de datos con </w:t>
+            </w:r>
+            <w:proofErr w:type="spellStart"/>
+            <w:r>
+              <w:rPr>
+                <w:b/>
+                <w:bCs/>
+                <w:color w:val="000000"/>
+                <w:sz w:val="17"/>
+                <w:szCs w:val="17"/>
+              </w:rPr>
+              <w:t>useEffect</w:t>
+            </w:r>
+            <w:proofErr w:type="spellEnd"/>
           </w:p>
         </w:tc>
         <w:tc>
@@ -6026,13 +7594,41 @@
             <w:pPr>
               <w:spacing w:after="80"/>
             </w:pPr>
-            <w:r>
-              <w:rPr>
-                <w:color w:val="000000"/>
-                <w:sz w:val="17"/>
-                <w:szCs w:val="17"/>
-              </w:rPr>
-              <w:t>useEffect se usa para cargar datos desde localStorage al montar el componente y/o reaccionar a cambios de estado. Las dependencias del array son correctas.</w:t>
+            <w:proofErr w:type="spellStart"/>
+            <w:r>
+              <w:rPr>
+                <w:color w:val="000000"/>
+                <w:sz w:val="17"/>
+                <w:szCs w:val="17"/>
+              </w:rPr>
+              <w:t>useEffect</w:t>
+            </w:r>
+            <w:proofErr w:type="spellEnd"/>
+            <w:r>
+              <w:rPr>
+                <w:color w:val="000000"/>
+                <w:sz w:val="17"/>
+                <w:szCs w:val="17"/>
+              </w:rPr>
+              <w:t xml:space="preserve"> se usa para cargar datos desde </w:t>
+            </w:r>
+            <w:proofErr w:type="spellStart"/>
+            <w:r>
+              <w:rPr>
+                <w:color w:val="000000"/>
+                <w:sz w:val="17"/>
+                <w:szCs w:val="17"/>
+              </w:rPr>
+              <w:t>localStorage</w:t>
+            </w:r>
+            <w:proofErr w:type="spellEnd"/>
+            <w:r>
+              <w:rPr>
+                <w:color w:val="000000"/>
+                <w:sz w:val="17"/>
+                <w:szCs w:val="17"/>
+              </w:rPr>
+              <w:t xml:space="preserve"> al montar el componente y/o reaccionar a cambios de estado. Las dependencias del array son correctas.</w:t>
             </w:r>
           </w:p>
         </w:tc>
@@ -6063,7 +7659,45 @@
                 <w:sz w:val="17"/>
                 <w:szCs w:val="17"/>
               </w:rPr>
-              <w:t>Se usa useEffect pero las dependencias están mal definidas (array vacío donde no corresponde o ausencia del array causando loops).</w:t>
+              <w:t xml:space="preserve">Se usa </w:t>
+            </w:r>
+            <w:proofErr w:type="spellStart"/>
+            <w:proofErr w:type="gramStart"/>
+            <w:r>
+              <w:rPr>
+                <w:color w:val="000000"/>
+                <w:sz w:val="17"/>
+                <w:szCs w:val="17"/>
+              </w:rPr>
+              <w:t>useEffect</w:t>
+            </w:r>
+            <w:proofErr w:type="spellEnd"/>
+            <w:proofErr w:type="gramEnd"/>
+            <w:r>
+              <w:rPr>
+                <w:color w:val="000000"/>
+                <w:sz w:val="17"/>
+                <w:szCs w:val="17"/>
+              </w:rPr>
+              <w:t xml:space="preserve"> pero las dependencias están mal definidas (array vacío donde no corresponde o ausencia del array causando </w:t>
+            </w:r>
+            <w:proofErr w:type="spellStart"/>
+            <w:r>
+              <w:rPr>
+                <w:color w:val="000000"/>
+                <w:sz w:val="17"/>
+                <w:szCs w:val="17"/>
+              </w:rPr>
+              <w:t>loops</w:t>
+            </w:r>
+            <w:proofErr w:type="spellEnd"/>
+            <w:r>
+              <w:rPr>
+                <w:color w:val="000000"/>
+                <w:sz w:val="17"/>
+                <w:szCs w:val="17"/>
+              </w:rPr>
+              <w:t>).</w:t>
             </w:r>
           </w:p>
         </w:tc>
@@ -6094,7 +7728,25 @@
                 <w:sz w:val="17"/>
                 <w:szCs w:val="17"/>
               </w:rPr>
-              <w:t>No se usa useEffect; los datos se cargan incorrectamente o el componente no reacciona a cambios.</w:t>
+              <w:t xml:space="preserve">No se usa </w:t>
+            </w:r>
+            <w:proofErr w:type="spellStart"/>
+            <w:r>
+              <w:rPr>
+                <w:color w:val="000000"/>
+                <w:sz w:val="17"/>
+                <w:szCs w:val="17"/>
+              </w:rPr>
+              <w:t>useEffect</w:t>
+            </w:r>
+            <w:proofErr w:type="spellEnd"/>
+            <w:r>
+              <w:rPr>
+                <w:color w:val="000000"/>
+                <w:sz w:val="17"/>
+                <w:szCs w:val="17"/>
+              </w:rPr>
+              <w:t>; los datos se cargan incorrectamente o el componente no reacciona a cambios.</w:t>
             </w:r>
           </w:p>
         </w:tc>
@@ -6123,12 +7775,6 @@
         </w:tc>
       </w:tr>
       <w:tr>
-        <w:tblPrEx>
-          <w:tblCellMar>
-            <w:top w:w="0" w:type="dxa"/>
-            <w:bottom w:w="0" w:type="dxa"/>
-          </w:tblCellMar>
-        </w:tblPrEx>
         <w:tc>
           <w:tcPr>
             <w:tcW w:w="2400" w:type="dxa"/>
@@ -6157,8 +7803,20 @@
                 <w:sz w:val="17"/>
                 <w:szCs w:val="17"/>
               </w:rPr>
-              <w:t>CRUD completo con localStorage</w:t>
-            </w:r>
+              <w:t xml:space="preserve">CRUD completo con </w:t>
+            </w:r>
+            <w:proofErr w:type="spellStart"/>
+            <w:r>
+              <w:rPr>
+                <w:b/>
+                <w:bCs/>
+                <w:color w:val="000000"/>
+                <w:sz w:val="17"/>
+                <w:szCs w:val="17"/>
+              </w:rPr>
+              <w:t>localStorage</w:t>
+            </w:r>
+            <w:proofErr w:type="spellEnd"/>
           </w:p>
         </w:tc>
         <w:tc>
@@ -6279,12 +7937,6 @@
         </w:tc>
       </w:tr>
       <w:tr>
-        <w:tblPrEx>
-          <w:tblCellMar>
-            <w:top w:w="0" w:type="dxa"/>
-            <w:bottom w:w="0" w:type="dxa"/>
-          </w:tblCellMar>
-        </w:tblPrEx>
         <w:tc>
           <w:tcPr>
             <w:tcW w:w="0" w:type="auto"/>
@@ -6315,18 +7967,24 @@
                 <w:sz w:val="18"/>
                 <w:szCs w:val="18"/>
               </w:rPr>
-              <w:t>OA 3.4 — Tipado con TypeScript</w:t>
-            </w:r>
+              <w:t xml:space="preserve">OA 3.4 — Tipado con </w:t>
+            </w:r>
+            <w:proofErr w:type="spellStart"/>
+            <w:r>
+              <w:rPr>
+                <w:b/>
+                <w:bCs/>
+                <w:color w:val="FFFFFF"/>
+                <w:sz w:val="18"/>
+                <w:szCs w:val="18"/>
+              </w:rPr>
+              <w:t>TypeScript</w:t>
+            </w:r>
+            <w:proofErr w:type="spellEnd"/>
           </w:p>
         </w:tc>
       </w:tr>
       <w:tr>
-        <w:tblPrEx>
-          <w:tblCellMar>
-            <w:top w:w="0" w:type="dxa"/>
-            <w:bottom w:w="0" w:type="dxa"/>
-          </w:tblCellMar>
-        </w:tblPrEx>
         <w:tc>
           <w:tcPr>
             <w:tcW w:w="2400" w:type="dxa"/>
@@ -6387,7 +8045,25 @@
                 <w:sz w:val="17"/>
                 <w:szCs w:val="17"/>
               </w:rPr>
-              <w:t>Cada entidad del sistema (Paciente, Turno, Producto, etc.) tiene su interfaz o type definido y se usa consistentemente en componentes y funciones.</w:t>
+              <w:t xml:space="preserve">Cada entidad del sistema (Paciente, Turno, Producto, etc.) tiene su interfaz o </w:t>
+            </w:r>
+            <w:proofErr w:type="spellStart"/>
+            <w:r>
+              <w:rPr>
+                <w:color w:val="000000"/>
+                <w:sz w:val="17"/>
+                <w:szCs w:val="17"/>
+              </w:rPr>
+              <w:t>type</w:t>
+            </w:r>
+            <w:proofErr w:type="spellEnd"/>
+            <w:r>
+              <w:rPr>
+                <w:color w:val="000000"/>
+                <w:sz w:val="17"/>
+                <w:szCs w:val="17"/>
+              </w:rPr>
+              <w:t xml:space="preserve"> definido y se usa consistentemente en componentes y funciones.</w:t>
             </w:r>
           </w:p>
         </w:tc>
@@ -6418,7 +8094,25 @@
                 <w:sz w:val="17"/>
                 <w:szCs w:val="17"/>
               </w:rPr>
-              <w:t>Existen algunas interfaces pero son incompletas o inconsistentes; varios objetos no están tipados.</w:t>
+              <w:t xml:space="preserve">Existen algunas </w:t>
+            </w:r>
+            <w:proofErr w:type="gramStart"/>
+            <w:r>
+              <w:rPr>
+                <w:color w:val="000000"/>
+                <w:sz w:val="17"/>
+                <w:szCs w:val="17"/>
+              </w:rPr>
+              <w:t>interfaces</w:t>
+            </w:r>
+            <w:proofErr w:type="gramEnd"/>
+            <w:r>
+              <w:rPr>
+                <w:color w:val="000000"/>
+                <w:sz w:val="17"/>
+                <w:szCs w:val="17"/>
+              </w:rPr>
+              <w:t xml:space="preserve"> pero son incompletas o inconsistentes; varios objetos no están tipados.</w:t>
             </w:r>
           </w:p>
         </w:tc>
@@ -6449,7 +8143,61 @@
                 <w:sz w:val="17"/>
                 <w:szCs w:val="17"/>
               </w:rPr>
-              <w:t>No se usan interfaces ni types. El código usa any masivamente o el proyecto no está en TypeScript.</w:t>
+              <w:t xml:space="preserve">No se usan interfaces ni </w:t>
+            </w:r>
+            <w:proofErr w:type="spellStart"/>
+            <w:r>
+              <w:rPr>
+                <w:color w:val="000000"/>
+                <w:sz w:val="17"/>
+                <w:szCs w:val="17"/>
+              </w:rPr>
+              <w:t>types</w:t>
+            </w:r>
+            <w:proofErr w:type="spellEnd"/>
+            <w:r>
+              <w:rPr>
+                <w:color w:val="000000"/>
+                <w:sz w:val="17"/>
+                <w:szCs w:val="17"/>
+              </w:rPr>
+              <w:t xml:space="preserve">. El código usa </w:t>
+            </w:r>
+            <w:proofErr w:type="spellStart"/>
+            <w:r>
+              <w:rPr>
+                <w:color w:val="000000"/>
+                <w:sz w:val="17"/>
+                <w:szCs w:val="17"/>
+              </w:rPr>
+              <w:t>any</w:t>
+            </w:r>
+            <w:proofErr w:type="spellEnd"/>
+            <w:r>
+              <w:rPr>
+                <w:color w:val="000000"/>
+                <w:sz w:val="17"/>
+                <w:szCs w:val="17"/>
+              </w:rPr>
+              <w:t xml:space="preserve"> masivamente o el proyecto no está en </w:t>
+            </w:r>
+            <w:proofErr w:type="spellStart"/>
+            <w:r>
+              <w:rPr>
+                <w:color w:val="000000"/>
+                <w:sz w:val="17"/>
+                <w:szCs w:val="17"/>
+              </w:rPr>
+              <w:t>TypeScript</w:t>
+            </w:r>
+            <w:proofErr w:type="spellEnd"/>
+            <w:r>
+              <w:rPr>
+                <w:color w:val="000000"/>
+                <w:sz w:val="17"/>
+                <w:szCs w:val="17"/>
+              </w:rPr>
+              <w:t>.</w:t>
             </w:r>
           </w:p>
         </w:tc>
@@ -6478,12 +8226,6 @@
         </w:tc>
       </w:tr>
       <w:tr>
-        <w:tblPrEx>
-          <w:tblCellMar>
-            <w:top w:w="0" w:type="dxa"/>
-            <w:bottom w:w="0" w:type="dxa"/>
-          </w:tblCellMar>
-        </w:tblPrEx>
         <w:tc>
           <w:tcPr>
             <w:tcW w:w="2400" w:type="dxa"/>
@@ -6512,7 +8254,29 @@
                 <w:sz w:val="17"/>
                 <w:szCs w:val="17"/>
               </w:rPr>
-              <w:t>Props tipadas en componentes</w:t>
+              <w:t xml:space="preserve">Props </w:t>
+            </w:r>
+            <w:proofErr w:type="spellStart"/>
+            <w:r>
+              <w:rPr>
+                <w:b/>
+                <w:bCs/>
+                <w:color w:val="000000"/>
+                <w:sz w:val="17"/>
+                <w:szCs w:val="17"/>
+              </w:rPr>
+              <w:t>tipadas</w:t>
+            </w:r>
+            <w:proofErr w:type="spellEnd"/>
+            <w:r>
+              <w:rPr>
+                <w:b/>
+                <w:bCs/>
+                <w:color w:val="000000"/>
+                <w:sz w:val="17"/>
+                <w:szCs w:val="17"/>
+              </w:rPr>
+              <w:t xml:space="preserve"> en componentes</w:t>
             </w:r>
           </w:p>
         </w:tc>
@@ -6543,7 +8307,97 @@
                 <w:sz w:val="17"/>
                 <w:szCs w:val="17"/>
               </w:rPr>
-              <w:t>Todos los componentes tienen sus props tipadas mediante interface o type. No hay componentes con props implícitamente any.</w:t>
+              <w:t xml:space="preserve">Todos los componentes tienen sus </w:t>
+            </w:r>
+            <w:proofErr w:type="spellStart"/>
+            <w:r>
+              <w:rPr>
+                <w:color w:val="000000"/>
+                <w:sz w:val="17"/>
+                <w:szCs w:val="17"/>
+              </w:rPr>
+              <w:t>props</w:t>
+            </w:r>
+            <w:proofErr w:type="spellEnd"/>
+            <w:r>
+              <w:rPr>
+                <w:color w:val="000000"/>
+                <w:sz w:val="17"/>
+                <w:szCs w:val="17"/>
+              </w:rPr>
+              <w:t xml:space="preserve"> </w:t>
+            </w:r>
+            <w:proofErr w:type="spellStart"/>
+            <w:r>
+              <w:rPr>
+                <w:color w:val="000000"/>
+                <w:sz w:val="17"/>
+                <w:szCs w:val="17"/>
+              </w:rPr>
+              <w:t>tipadas</w:t>
+            </w:r>
+            <w:proofErr w:type="spellEnd"/>
+            <w:r>
+              <w:rPr>
+                <w:color w:val="000000"/>
+                <w:sz w:val="17"/>
+                <w:szCs w:val="17"/>
+              </w:rPr>
+              <w:t xml:space="preserve"> mediante interface o </w:t>
+            </w:r>
+            <w:proofErr w:type="spellStart"/>
+            <w:r>
+              <w:rPr>
+                <w:color w:val="000000"/>
+                <w:sz w:val="17"/>
+                <w:szCs w:val="17"/>
+              </w:rPr>
+              <w:t>type</w:t>
+            </w:r>
+            <w:proofErr w:type="spellEnd"/>
+            <w:r>
+              <w:rPr>
+                <w:color w:val="000000"/>
+                <w:sz w:val="17"/>
+                <w:szCs w:val="17"/>
+              </w:rPr>
+              <w:t xml:space="preserve">. No hay componentes con </w:t>
+            </w:r>
+            <w:proofErr w:type="spellStart"/>
+            <w:r>
+              <w:rPr>
+                <w:color w:val="000000"/>
+                <w:sz w:val="17"/>
+                <w:szCs w:val="17"/>
+              </w:rPr>
+              <w:t>props</w:t>
+            </w:r>
+            <w:proofErr w:type="spellEnd"/>
+            <w:r>
+              <w:rPr>
+                <w:color w:val="000000"/>
+                <w:sz w:val="17"/>
+                <w:szCs w:val="17"/>
+              </w:rPr>
+              <w:t xml:space="preserve"> implícitamente </w:t>
+            </w:r>
+            <w:proofErr w:type="spellStart"/>
+            <w:r>
+              <w:rPr>
+                <w:color w:val="000000"/>
+                <w:sz w:val="17"/>
+                <w:szCs w:val="17"/>
+              </w:rPr>
+              <w:t>any</w:t>
+            </w:r>
+            <w:proofErr w:type="spellEnd"/>
+            <w:r>
+              <w:rPr>
+                <w:color w:val="000000"/>
+                <w:sz w:val="17"/>
+                <w:szCs w:val="17"/>
+              </w:rPr>
+              <w:t>.</w:t>
             </w:r>
           </w:p>
         </w:tc>
@@ -6574,7 +8428,63 @@
                 <w:sz w:val="17"/>
                 <w:szCs w:val="17"/>
               </w:rPr>
-              <w:t>La mayoría de los componentes tipan sus props pero algunos las omiten o usan any.</w:t>
+              <w:t xml:space="preserve">La mayoría de los componentes </w:t>
+            </w:r>
+            <w:proofErr w:type="spellStart"/>
+            <w:r>
+              <w:rPr>
+                <w:color w:val="000000"/>
+                <w:sz w:val="17"/>
+                <w:szCs w:val="17"/>
+              </w:rPr>
+              <w:t>tipan</w:t>
+            </w:r>
+            <w:proofErr w:type="spellEnd"/>
+            <w:r>
+              <w:rPr>
+                <w:color w:val="000000"/>
+                <w:sz w:val="17"/>
+                <w:szCs w:val="17"/>
+              </w:rPr>
+              <w:t xml:space="preserve"> sus </w:t>
+            </w:r>
+            <w:proofErr w:type="spellStart"/>
+            <w:proofErr w:type="gramStart"/>
+            <w:r>
+              <w:rPr>
+                <w:color w:val="000000"/>
+                <w:sz w:val="17"/>
+                <w:szCs w:val="17"/>
+              </w:rPr>
+              <w:t>props</w:t>
+            </w:r>
+            <w:proofErr w:type="spellEnd"/>
+            <w:proofErr w:type="gramEnd"/>
+            <w:r>
+              <w:rPr>
+                <w:color w:val="000000"/>
+                <w:sz w:val="17"/>
+                <w:szCs w:val="17"/>
+              </w:rPr>
+              <w:t xml:space="preserve"> pero algunos las omiten o usan </w:t>
+            </w:r>
+            <w:proofErr w:type="spellStart"/>
+            <w:r>
+              <w:rPr>
+                <w:color w:val="000000"/>
+                <w:sz w:val="17"/>
+                <w:szCs w:val="17"/>
+              </w:rPr>
+              <w:t>any</w:t>
+            </w:r>
+            <w:proofErr w:type="spellEnd"/>
+            <w:r>
+              <w:rPr>
+                <w:color w:val="000000"/>
+                <w:sz w:val="17"/>
+                <w:szCs w:val="17"/>
+              </w:rPr>
+              <w:t>.</w:t>
             </w:r>
           </w:p>
         </w:tc>
@@ -6605,7 +8515,61 @@
                 <w:sz w:val="17"/>
                 <w:szCs w:val="17"/>
               </w:rPr>
-              <w:t>Los componentes no tipan sus props o el proyecto no usa TypeScript.</w:t>
+              <w:t xml:space="preserve">Los componentes no </w:t>
+            </w:r>
+            <w:proofErr w:type="spellStart"/>
+            <w:r>
+              <w:rPr>
+                <w:color w:val="000000"/>
+                <w:sz w:val="17"/>
+                <w:szCs w:val="17"/>
+              </w:rPr>
+              <w:t>tipan</w:t>
+            </w:r>
+            <w:proofErr w:type="spellEnd"/>
+            <w:r>
+              <w:rPr>
+                <w:color w:val="000000"/>
+                <w:sz w:val="17"/>
+                <w:szCs w:val="17"/>
+              </w:rPr>
+              <w:t xml:space="preserve"> sus </w:t>
+            </w:r>
+            <w:proofErr w:type="spellStart"/>
+            <w:r>
+              <w:rPr>
+                <w:color w:val="000000"/>
+                <w:sz w:val="17"/>
+                <w:szCs w:val="17"/>
+              </w:rPr>
+              <w:t>props</w:t>
+            </w:r>
+            <w:proofErr w:type="spellEnd"/>
+            <w:r>
+              <w:rPr>
+                <w:color w:val="000000"/>
+                <w:sz w:val="17"/>
+                <w:szCs w:val="17"/>
+              </w:rPr>
+              <w:t xml:space="preserve"> o el proyecto no usa </w:t>
+            </w:r>
+            <w:proofErr w:type="spellStart"/>
+            <w:r>
+              <w:rPr>
+                <w:color w:val="000000"/>
+                <w:sz w:val="17"/>
+                <w:szCs w:val="17"/>
+              </w:rPr>
+              <w:t>TypeScript</w:t>
+            </w:r>
+            <w:proofErr w:type="spellEnd"/>
+            <w:r>
+              <w:rPr>
+                <w:color w:val="000000"/>
+                <w:sz w:val="17"/>
+                <w:szCs w:val="17"/>
+              </w:rPr>
+              <w:t>.</w:t>
             </w:r>
           </w:p>
         </w:tc>
@@ -6634,12 +8598,6 @@
         </w:tc>
       </w:tr>
       <w:tr>
-        <w:tblPrEx>
-          <w:tblCellMar>
-            <w:top w:w="0" w:type="dxa"/>
-            <w:bottom w:w="0" w:type="dxa"/>
-          </w:tblCellMar>
-        </w:tblPrEx>
         <w:tc>
           <w:tcPr>
             <w:tcW w:w="0" w:type="auto"/>
@@ -6676,12 +8634,6 @@
         </w:tc>
       </w:tr>
       <w:tr>
-        <w:tblPrEx>
-          <w:tblCellMar>
-            <w:top w:w="0" w:type="dxa"/>
-            <w:bottom w:w="0" w:type="dxa"/>
-          </w:tblCellMar>
-        </w:tblPrEx>
         <w:tc>
           <w:tcPr>
             <w:tcW w:w="2400" w:type="dxa"/>
@@ -6741,7 +8693,79 @@
                 <w:sz w:val="17"/>
                 <w:szCs w:val="17"/>
               </w:rPr>
-              <w:t>El proyecto tiene una estructura de carpetas coherente (components/, pages/, context/, hooks/ u otra justificada). Los componentes tienen responsabilidad única.</w:t>
+              <w:t>El proyecto tiene una estructura de carpetas coherente (</w:t>
+            </w:r>
+            <w:proofErr w:type="spellStart"/>
+            <w:r>
+              <w:rPr>
+                <w:color w:val="000000"/>
+                <w:sz w:val="17"/>
+                <w:szCs w:val="17"/>
+              </w:rPr>
+              <w:t>components</w:t>
+            </w:r>
+            <w:proofErr w:type="spellEnd"/>
+            <w:r>
+              <w:rPr>
+                <w:color w:val="000000"/>
+                <w:sz w:val="17"/>
+                <w:szCs w:val="17"/>
+              </w:rPr>
+              <w:t xml:space="preserve">/, </w:t>
+            </w:r>
+            <w:proofErr w:type="spellStart"/>
+            <w:r>
+              <w:rPr>
+                <w:color w:val="000000"/>
+                <w:sz w:val="17"/>
+                <w:szCs w:val="17"/>
+              </w:rPr>
+              <w:t>pages</w:t>
+            </w:r>
+            <w:proofErr w:type="spellEnd"/>
+            <w:r>
+              <w:rPr>
+                <w:color w:val="000000"/>
+                <w:sz w:val="17"/>
+                <w:szCs w:val="17"/>
+              </w:rPr>
+              <w:t xml:space="preserve">/, </w:t>
+            </w:r>
+            <w:proofErr w:type="spellStart"/>
+            <w:r>
+              <w:rPr>
+                <w:color w:val="000000"/>
+                <w:sz w:val="17"/>
+                <w:szCs w:val="17"/>
+              </w:rPr>
+              <w:t>context</w:t>
+            </w:r>
+            <w:proofErr w:type="spellEnd"/>
+            <w:r>
+              <w:rPr>
+                <w:color w:val="000000"/>
+                <w:sz w:val="17"/>
+                <w:szCs w:val="17"/>
+              </w:rPr>
+              <w:t xml:space="preserve">/, </w:t>
+            </w:r>
+            <w:proofErr w:type="spellStart"/>
+            <w:r>
+              <w:rPr>
+                <w:color w:val="000000"/>
+                <w:sz w:val="17"/>
+                <w:szCs w:val="17"/>
+              </w:rPr>
+              <w:t>hooks</w:t>
+            </w:r>
+            <w:proofErr w:type="spellEnd"/>
+            <w:r>
+              <w:rPr>
+                <w:color w:val="000000"/>
+                <w:sz w:val="17"/>
+                <w:szCs w:val="17"/>
+              </w:rPr>
+              <w:t>/ u otra justificada). Los componentes tienen responsabilidad única.</w:t>
             </w:r>
           </w:p>
         </w:tc>
@@ -6772,7 +8796,25 @@
                 <w:sz w:val="17"/>
                 <w:szCs w:val="17"/>
               </w:rPr>
-              <w:t>La estructura existe pero algunos componentes son excesivamente grandes o hay lógica de negocio mezclada con la UI.</w:t>
+              <w:t xml:space="preserve">La estructura </w:t>
+            </w:r>
+            <w:proofErr w:type="gramStart"/>
+            <w:r>
+              <w:rPr>
+                <w:color w:val="000000"/>
+                <w:sz w:val="17"/>
+                <w:szCs w:val="17"/>
+              </w:rPr>
+              <w:t>existe</w:t>
+            </w:r>
+            <w:proofErr w:type="gramEnd"/>
+            <w:r>
+              <w:rPr>
+                <w:color w:val="000000"/>
+                <w:sz w:val="17"/>
+                <w:szCs w:val="17"/>
+              </w:rPr>
+              <w:t xml:space="preserve"> pero algunos componentes son excesivamente grandes o hay lógica de negocio mezclada con la UI.</w:t>
             </w:r>
           </w:p>
         </w:tc>
@@ -6832,12 +8874,6 @@
         </w:tc>
       </w:tr>
       <w:tr>
-        <w:tblPrEx>
-          <w:tblCellMar>
-            <w:top w:w="0" w:type="dxa"/>
-            <w:bottom w:w="0" w:type="dxa"/>
-          </w:tblCellMar>
-        </w:tblPrEx>
         <w:tc>
           <w:tcPr>
             <w:tcW w:w="2400" w:type="dxa"/>
@@ -6928,7 +8964,25 @@
                 <w:sz w:val="17"/>
                 <w:szCs w:val="17"/>
               </w:rPr>
-              <w:t>El filtro existe pero tiene errores o no actualiza el listado correctamente.</w:t>
+              <w:t xml:space="preserve">El filtro </w:t>
+            </w:r>
+            <w:proofErr w:type="gramStart"/>
+            <w:r>
+              <w:rPr>
+                <w:color w:val="000000"/>
+                <w:sz w:val="17"/>
+                <w:szCs w:val="17"/>
+              </w:rPr>
+              <w:t>existe</w:t>
+            </w:r>
+            <w:proofErr w:type="gramEnd"/>
+            <w:r>
+              <w:rPr>
+                <w:color w:val="000000"/>
+                <w:sz w:val="17"/>
+                <w:szCs w:val="17"/>
+              </w:rPr>
+              <w:t xml:space="preserve"> pero tiene errores o no actualiza el listado correctamente.</w:t>
             </w:r>
           </w:p>
         </w:tc>
@@ -6988,12 +9042,6 @@
         </w:tc>
       </w:tr>
       <w:tr>
-        <w:tblPrEx>
-          <w:tblCellMar>
-            <w:top w:w="0" w:type="dxa"/>
-            <w:bottom w:w="0" w:type="dxa"/>
-          </w:tblCellMar>
-        </w:tblPrEx>
         <w:tc>
           <w:tcPr>
             <w:tcW w:w="0" w:type="auto"/>
@@ -7030,12 +9078,6 @@
         </w:tc>
       </w:tr>
       <w:tr>
-        <w:tblPrEx>
-          <w:tblCellMar>
-            <w:top w:w="0" w:type="dxa"/>
-            <w:bottom w:w="0" w:type="dxa"/>
-          </w:tblCellMar>
-        </w:tblPrEx>
         <w:tc>
           <w:tcPr>
             <w:tcW w:w="2400" w:type="dxa"/>
@@ -7186,12 +9228,6 @@
         </w:tc>
       </w:tr>
       <w:tr>
-        <w:tblPrEx>
-          <w:tblCellMar>
-            <w:top w:w="0" w:type="dxa"/>
-            <w:bottom w:w="0" w:type="dxa"/>
-          </w:tblCellMar>
-        </w:tblPrEx>
         <w:tc>
           <w:tcPr>
             <w:tcW w:w="2400" w:type="dxa"/>
@@ -7212,15 +9248,27 @@
             <w:pPr>
               <w:spacing w:after="80"/>
             </w:pPr>
-            <w:r>
-              <w:rPr>
-                <w:b/>
-                <w:bCs/>
-                <w:color w:val="000000"/>
-                <w:sz w:val="17"/>
-                <w:szCs w:val="17"/>
-              </w:rPr>
-              <w:t>Commits descriptivos y avance progresivo</w:t>
+            <w:proofErr w:type="spellStart"/>
+            <w:r>
+              <w:rPr>
+                <w:b/>
+                <w:bCs/>
+                <w:color w:val="000000"/>
+                <w:sz w:val="17"/>
+                <w:szCs w:val="17"/>
+              </w:rPr>
+              <w:t>Commits</w:t>
+            </w:r>
+            <w:proofErr w:type="spellEnd"/>
+            <w:r>
+              <w:rPr>
+                <w:b/>
+                <w:bCs/>
+                <w:color w:val="000000"/>
+                <w:sz w:val="17"/>
+                <w:szCs w:val="17"/>
+              </w:rPr>
+              <w:t xml:space="preserve"> descriptivos y avance progresivo</w:t>
             </w:r>
           </w:p>
         </w:tc>
@@ -7251,7 +9299,79 @@
                 <w:sz w:val="17"/>
                 <w:szCs w:val="17"/>
               </w:rPr>
-              <w:t>El historial muestra commits frecuentes con mensajes descriptivos que reflejan avance significativo e incremental (ej: 'feat: formulario de registro con validación', 'feat: filtro por categoría en listado'). No hay commits masivos ni mensajes genéricos.</w:t>
+              <w:t xml:space="preserve">El historial muestra </w:t>
+            </w:r>
+            <w:proofErr w:type="spellStart"/>
+            <w:r>
+              <w:rPr>
+                <w:color w:val="000000"/>
+                <w:sz w:val="17"/>
+                <w:szCs w:val="17"/>
+              </w:rPr>
+              <w:t>commits</w:t>
+            </w:r>
+            <w:proofErr w:type="spellEnd"/>
+            <w:r>
+              <w:rPr>
+                <w:color w:val="000000"/>
+                <w:sz w:val="17"/>
+                <w:szCs w:val="17"/>
+              </w:rPr>
+              <w:t xml:space="preserve"> frecuentes con mensajes descriptivos que reflejan avance significativo e incremental (ej: '</w:t>
+            </w:r>
+            <w:proofErr w:type="spellStart"/>
+            <w:r>
+              <w:rPr>
+                <w:color w:val="000000"/>
+                <w:sz w:val="17"/>
+                <w:szCs w:val="17"/>
+              </w:rPr>
+              <w:t>feat</w:t>
+            </w:r>
+            <w:proofErr w:type="spellEnd"/>
+            <w:r>
+              <w:rPr>
+                <w:color w:val="000000"/>
+                <w:sz w:val="17"/>
+                <w:szCs w:val="17"/>
+              </w:rPr>
+              <w:t>: formulario de registro con validación', '</w:t>
+            </w:r>
+            <w:proofErr w:type="spellStart"/>
+            <w:r>
+              <w:rPr>
+                <w:color w:val="000000"/>
+                <w:sz w:val="17"/>
+                <w:szCs w:val="17"/>
+              </w:rPr>
+              <w:t>feat</w:t>
+            </w:r>
+            <w:proofErr w:type="spellEnd"/>
+            <w:r>
+              <w:rPr>
+                <w:color w:val="000000"/>
+                <w:sz w:val="17"/>
+                <w:szCs w:val="17"/>
+              </w:rPr>
+              <w:t xml:space="preserve">: filtro por categoría en listado'). No hay </w:t>
+            </w:r>
+            <w:proofErr w:type="spellStart"/>
+            <w:r>
+              <w:rPr>
+                <w:color w:val="000000"/>
+                <w:sz w:val="17"/>
+                <w:szCs w:val="17"/>
+              </w:rPr>
+              <w:t>commits</w:t>
+            </w:r>
+            <w:proofErr w:type="spellEnd"/>
+            <w:r>
+              <w:rPr>
+                <w:color w:val="000000"/>
+                <w:sz w:val="17"/>
+                <w:szCs w:val="17"/>
+              </w:rPr>
+              <w:t xml:space="preserve"> masivos ni mensajes genéricos.</w:t>
             </w:r>
           </w:p>
         </w:tc>
@@ -7282,7 +9402,81 @@
                 <w:sz w:val="17"/>
                 <w:szCs w:val="17"/>
               </w:rPr>
-              <w:t>Existen varios commits pero los mensajes son genéricos ('update', 'fix', 'cambios') o algunos commits agrupan demasiados cambios no relacionados.</w:t>
+              <w:t xml:space="preserve">Existen varios </w:t>
+            </w:r>
+            <w:proofErr w:type="spellStart"/>
+            <w:proofErr w:type="gramStart"/>
+            <w:r>
+              <w:rPr>
+                <w:color w:val="000000"/>
+                <w:sz w:val="17"/>
+                <w:szCs w:val="17"/>
+              </w:rPr>
+              <w:t>commits</w:t>
+            </w:r>
+            <w:proofErr w:type="spellEnd"/>
+            <w:proofErr w:type="gramEnd"/>
+            <w:r>
+              <w:rPr>
+                <w:color w:val="000000"/>
+                <w:sz w:val="17"/>
+                <w:szCs w:val="17"/>
+              </w:rPr>
+              <w:t xml:space="preserve"> pero los mensajes son genéricos ('</w:t>
+            </w:r>
+            <w:proofErr w:type="spellStart"/>
+            <w:r>
+              <w:rPr>
+                <w:color w:val="000000"/>
+                <w:sz w:val="17"/>
+                <w:szCs w:val="17"/>
+              </w:rPr>
+              <w:t>update</w:t>
+            </w:r>
+            <w:proofErr w:type="spellEnd"/>
+            <w:r>
+              <w:rPr>
+                <w:color w:val="000000"/>
+                <w:sz w:val="17"/>
+                <w:szCs w:val="17"/>
+              </w:rPr>
+              <w:t>', '</w:t>
+            </w:r>
+            <w:proofErr w:type="spellStart"/>
+            <w:r>
+              <w:rPr>
+                <w:color w:val="000000"/>
+                <w:sz w:val="17"/>
+                <w:szCs w:val="17"/>
+              </w:rPr>
+              <w:t>fix</w:t>
+            </w:r>
+            <w:proofErr w:type="spellEnd"/>
+            <w:r>
+              <w:rPr>
+                <w:color w:val="000000"/>
+                <w:sz w:val="17"/>
+                <w:szCs w:val="17"/>
+              </w:rPr>
+              <w:t xml:space="preserve">', 'cambios') o algunos </w:t>
+            </w:r>
+            <w:proofErr w:type="spellStart"/>
+            <w:r>
+              <w:rPr>
+                <w:color w:val="000000"/>
+                <w:sz w:val="17"/>
+                <w:szCs w:val="17"/>
+              </w:rPr>
+              <w:t>commits</w:t>
+            </w:r>
+            <w:proofErr w:type="spellEnd"/>
+            <w:r>
+              <w:rPr>
+                <w:color w:val="000000"/>
+                <w:sz w:val="17"/>
+                <w:szCs w:val="17"/>
+              </w:rPr>
+              <w:t xml:space="preserve"> agrupan demasiados cambios no relacionados.</w:t>
             </w:r>
           </w:p>
         </w:tc>
@@ -7313,7 +9507,43 @@
                 <w:sz w:val="17"/>
                 <w:szCs w:val="17"/>
               </w:rPr>
-              <w:t>Hay uno o muy pocos commits con todo el código junto, o los mensajes no permiten identificar qué avance representa cada commit.</w:t>
+              <w:t xml:space="preserve">Hay uno o muy pocos </w:t>
+            </w:r>
+            <w:proofErr w:type="spellStart"/>
+            <w:r>
+              <w:rPr>
+                <w:color w:val="000000"/>
+                <w:sz w:val="17"/>
+                <w:szCs w:val="17"/>
+              </w:rPr>
+              <w:t>commits</w:t>
+            </w:r>
+            <w:proofErr w:type="spellEnd"/>
+            <w:r>
+              <w:rPr>
+                <w:color w:val="000000"/>
+                <w:sz w:val="17"/>
+                <w:szCs w:val="17"/>
+              </w:rPr>
+              <w:t xml:space="preserve"> con todo el código junto, o los mensajes no permiten identificar qué avance representa cada </w:t>
+            </w:r>
+            <w:proofErr w:type="spellStart"/>
+            <w:r>
+              <w:rPr>
+                <w:color w:val="000000"/>
+                <w:sz w:val="17"/>
+                <w:szCs w:val="17"/>
+              </w:rPr>
+              <w:t>commit</w:t>
+            </w:r>
+            <w:proofErr w:type="spellEnd"/>
+            <w:r>
+              <w:rPr>
+                <w:color w:val="000000"/>
+                <w:sz w:val="17"/>
+                <w:szCs w:val="17"/>
+              </w:rPr>
+              <w:t>.</w:t>
             </w:r>
           </w:p>
         </w:tc>
@@ -7342,12 +9572,6 @@
         </w:tc>
       </w:tr>
       <w:tr>
-        <w:tblPrEx>
-          <w:tblCellMar>
-            <w:top w:w="0" w:type="dxa"/>
-            <w:bottom w:w="0" w:type="dxa"/>
-          </w:tblCellMar>
-        </w:tblPrEx>
         <w:tc>
           <w:tcPr>
             <w:tcW w:w="0" w:type="auto"/>
@@ -7449,12 +9673,6 @@
         <w:gridCol w:w="505"/>
       </w:tblGrid>
       <w:tr>
-        <w:tblPrEx>
-          <w:tblCellMar>
-            <w:top w:w="0" w:type="dxa"/>
-            <w:bottom w:w="0" w:type="dxa"/>
-          </w:tblCellMar>
-        </w:tblPrEx>
         <w:trPr>
           <w:tblHeader/>
         </w:trPr>
@@ -7524,7 +9742,29 @@
                 <w:sz w:val="17"/>
                 <w:szCs w:val="17"/>
               </w:rPr>
-              <w:t>Logrado (5 pts)</w:t>
+              <w:t xml:space="preserve">Logrado (5 </w:t>
+            </w:r>
+            <w:proofErr w:type="spellStart"/>
+            <w:r>
+              <w:rPr>
+                <w:b/>
+                <w:bCs/>
+                <w:color w:val="FFFFFF"/>
+                <w:sz w:val="17"/>
+                <w:szCs w:val="17"/>
+              </w:rPr>
+              <w:t>pts</w:t>
+            </w:r>
+            <w:proofErr w:type="spellEnd"/>
+            <w:r>
+              <w:rPr>
+                <w:b/>
+                <w:bCs/>
+                <w:color w:val="FFFFFF"/>
+                <w:sz w:val="17"/>
+                <w:szCs w:val="17"/>
+              </w:rPr>
+              <w:t>)</w:t>
             </w:r>
           </w:p>
         </w:tc>
@@ -7559,7 +9799,29 @@
                 <w:sz w:val="17"/>
                 <w:szCs w:val="17"/>
               </w:rPr>
-              <w:t>Med. Logrado (3 pts)</w:t>
+              <w:t xml:space="preserve">Med. Logrado (3 </w:t>
+            </w:r>
+            <w:proofErr w:type="spellStart"/>
+            <w:r>
+              <w:rPr>
+                <w:b/>
+                <w:bCs/>
+                <w:color w:val="FFFFFF"/>
+                <w:sz w:val="17"/>
+                <w:szCs w:val="17"/>
+              </w:rPr>
+              <w:t>pts</w:t>
+            </w:r>
+            <w:proofErr w:type="spellEnd"/>
+            <w:r>
+              <w:rPr>
+                <w:b/>
+                <w:bCs/>
+                <w:color w:val="FFFFFF"/>
+                <w:sz w:val="17"/>
+                <w:szCs w:val="17"/>
+              </w:rPr>
+              <w:t>)</w:t>
             </w:r>
           </w:p>
         </w:tc>
@@ -7621,6 +9883,7 @@
               <w:spacing w:after="80"/>
               <w:jc w:val="center"/>
             </w:pPr>
+            <w:proofErr w:type="spellStart"/>
             <w:r>
               <w:rPr>
                 <w:b/>
@@ -7631,16 +9894,11 @@
               </w:rPr>
               <w:t>Pts</w:t>
             </w:r>
+            <w:proofErr w:type="spellEnd"/>
           </w:p>
         </w:tc>
       </w:tr>
       <w:tr>
-        <w:tblPrEx>
-          <w:tblCellMar>
-            <w:top w:w="0" w:type="dxa"/>
-            <w:bottom w:w="0" w:type="dxa"/>
-          </w:tblCellMar>
-        </w:tblPrEx>
         <w:tc>
           <w:tcPr>
             <w:tcW w:w="0" w:type="auto"/>
@@ -7677,12 +9935,6 @@
         </w:tc>
       </w:tr>
       <w:tr>
-        <w:tblPrEx>
-          <w:tblCellMar>
-            <w:top w:w="0" w:type="dxa"/>
-            <w:bottom w:w="0" w:type="dxa"/>
-          </w:tblCellMar>
-        </w:tblPrEx>
         <w:tc>
           <w:tcPr>
             <w:tcW w:w="2400" w:type="dxa"/>
@@ -7743,7 +9995,43 @@
                 <w:sz w:val="17"/>
                 <w:szCs w:val="17"/>
               </w:rPr>
-              <w:t>Responde correctamente las preguntas técnicas sobre su código, explica el uso de hooks, TypeScript, el flujo de datos y las decisiones de diseño tomadas.</w:t>
+              <w:t xml:space="preserve">Responde correctamente las preguntas técnicas sobre su código, explica el uso de </w:t>
+            </w:r>
+            <w:proofErr w:type="spellStart"/>
+            <w:r>
+              <w:rPr>
+                <w:color w:val="000000"/>
+                <w:sz w:val="17"/>
+                <w:szCs w:val="17"/>
+              </w:rPr>
+              <w:t>hooks</w:t>
+            </w:r>
+            <w:proofErr w:type="spellEnd"/>
+            <w:r>
+              <w:rPr>
+                <w:color w:val="000000"/>
+                <w:sz w:val="17"/>
+                <w:szCs w:val="17"/>
+              </w:rPr>
+              <w:t xml:space="preserve">, </w:t>
+            </w:r>
+            <w:proofErr w:type="spellStart"/>
+            <w:r>
+              <w:rPr>
+                <w:color w:val="000000"/>
+                <w:sz w:val="17"/>
+                <w:szCs w:val="17"/>
+              </w:rPr>
+              <w:t>TypeScript</w:t>
+            </w:r>
+            <w:proofErr w:type="spellEnd"/>
+            <w:r>
+              <w:rPr>
+                <w:color w:val="000000"/>
+                <w:sz w:val="17"/>
+                <w:szCs w:val="17"/>
+              </w:rPr>
+              <w:t>, el flujo de datos y las decisiones de diseño tomadas.</w:t>
             </w:r>
           </w:p>
         </w:tc>
@@ -7774,7 +10062,43 @@
                 <w:sz w:val="17"/>
                 <w:szCs w:val="17"/>
               </w:rPr>
-              <w:t>Responde parte de las preguntas correctamente pero tiene dificultades con conceptos más específicos (useEffect, contexto, tipado, rutas protegidas).</w:t>
+              <w:t xml:space="preserve">Responde parte de las preguntas </w:t>
+            </w:r>
+            <w:proofErr w:type="gramStart"/>
+            <w:r>
+              <w:rPr>
+                <w:color w:val="000000"/>
+                <w:sz w:val="17"/>
+                <w:szCs w:val="17"/>
+              </w:rPr>
+              <w:t>correctamente</w:t>
+            </w:r>
+            <w:proofErr w:type="gramEnd"/>
+            <w:r>
+              <w:rPr>
+                <w:color w:val="000000"/>
+                <w:sz w:val="17"/>
+                <w:szCs w:val="17"/>
+              </w:rPr>
+              <w:t xml:space="preserve"> pero tiene dificultades con conceptos más específicos (</w:t>
+            </w:r>
+            <w:proofErr w:type="spellStart"/>
+            <w:r>
+              <w:rPr>
+                <w:color w:val="000000"/>
+                <w:sz w:val="17"/>
+                <w:szCs w:val="17"/>
+              </w:rPr>
+              <w:t>useEffect</w:t>
+            </w:r>
+            <w:proofErr w:type="spellEnd"/>
+            <w:r>
+              <w:rPr>
+                <w:color w:val="000000"/>
+                <w:sz w:val="17"/>
+                <w:szCs w:val="17"/>
+              </w:rPr>
+              <w:t>, contexto, tipado, rutas protegidas).</w:t>
             </w:r>
           </w:p>
         </w:tc>
@@ -7834,12 +10158,6 @@
         </w:tc>
       </w:tr>
       <w:tr>
-        <w:tblPrEx>
-          <w:tblCellMar>
-            <w:top w:w="0" w:type="dxa"/>
-            <w:bottom w:w="0" w:type="dxa"/>
-          </w:tblCellMar>
-        </w:tblPrEx>
         <w:tc>
           <w:tcPr>
             <w:tcW w:w="2400" w:type="dxa"/>
@@ -7930,7 +10248,25 @@
                 <w:sz w:val="17"/>
                 <w:szCs w:val="17"/>
               </w:rPr>
-              <w:t>Intenta los cambios pero comete errores o necesita orientación para completarlos.</w:t>
+              <w:t xml:space="preserve">Intenta los </w:t>
+            </w:r>
+            <w:proofErr w:type="gramStart"/>
+            <w:r>
+              <w:rPr>
+                <w:color w:val="000000"/>
+                <w:sz w:val="17"/>
+                <w:szCs w:val="17"/>
+              </w:rPr>
+              <w:t>cambios</w:t>
+            </w:r>
+            <w:proofErr w:type="gramEnd"/>
+            <w:r>
+              <w:rPr>
+                <w:color w:val="000000"/>
+                <w:sz w:val="17"/>
+                <w:szCs w:val="17"/>
+              </w:rPr>
+              <w:t xml:space="preserve"> pero comete errores o necesita orientación para completarlos.</w:t>
             </w:r>
           </w:p>
         </w:tc>
@@ -7990,12 +10326,6 @@
         </w:tc>
       </w:tr>
       <w:tr>
-        <w:tblPrEx>
-          <w:tblCellMar>
-            <w:top w:w="0" w:type="dxa"/>
-            <w:bottom w:w="0" w:type="dxa"/>
-          </w:tblCellMar>
-        </w:tblPrEx>
         <w:tc>
           <w:tcPr>
             <w:tcW w:w="0" w:type="auto"/>
@@ -8094,12 +10424,6 @@
         <w:gridCol w:w="8817"/>
       </w:tblGrid>
       <w:tr>
-        <w:tblPrEx>
-          <w:tblCellMar>
-            <w:top w:w="0" w:type="dxa"/>
-            <w:bottom w:w="0" w:type="dxa"/>
-          </w:tblCellMar>
-        </w:tblPrEx>
         <w:tc>
           <w:tcPr>
             <w:tcW w:w="500" w:type="dxa"/>
@@ -8181,7 +10505,73 @@
           <w:sz w:val="18"/>
           <w:szCs w:val="18"/>
         </w:rPr>
-        <w:t>Puntaje total del instrumento: 39 pts (criterios técnicos) + 10 pts (demostración) = 49 pts. Nota 4,0 = 30 pts (60%).</w:t>
+        <w:t xml:space="preserve">Puntaje total del instrumento: 39 </w:t>
+      </w:r>
+      <w:proofErr w:type="spellStart"/>
+      <w:r>
+        <w:rPr>
+          <w:i/>
+          <w:iCs/>
+          <w:color w:val="000000"/>
+          <w:sz w:val="18"/>
+          <w:szCs w:val="18"/>
+        </w:rPr>
+        <w:t>pts</w:t>
+      </w:r>
+      <w:proofErr w:type="spellEnd"/>
+      <w:r>
+        <w:rPr>
+          <w:i/>
+          <w:iCs/>
+          <w:color w:val="000000"/>
+          <w:sz w:val="18"/>
+          <w:szCs w:val="18"/>
+        </w:rPr>
+        <w:t xml:space="preserve"> (criterios técnicos) + 10 </w:t>
+      </w:r>
+      <w:proofErr w:type="spellStart"/>
+      <w:r>
+        <w:rPr>
+          <w:i/>
+          <w:iCs/>
+          <w:color w:val="000000"/>
+          <w:sz w:val="18"/>
+          <w:szCs w:val="18"/>
+        </w:rPr>
+        <w:t>pts</w:t>
+      </w:r>
+      <w:proofErr w:type="spellEnd"/>
+      <w:r>
+        <w:rPr>
+          <w:i/>
+          <w:iCs/>
+          <w:color w:val="000000"/>
+          <w:sz w:val="18"/>
+          <w:szCs w:val="18"/>
+        </w:rPr>
+        <w:t xml:space="preserve"> (demostración) = 49 pts. Nota 4,0 = 30 </w:t>
+      </w:r>
+      <w:proofErr w:type="spellStart"/>
+      <w:r>
+        <w:rPr>
+          <w:i/>
+          <w:iCs/>
+          <w:color w:val="000000"/>
+          <w:sz w:val="18"/>
+          <w:szCs w:val="18"/>
+        </w:rPr>
+        <w:t>pts</w:t>
+      </w:r>
+      <w:proofErr w:type="spellEnd"/>
+      <w:r>
+        <w:rPr>
+          <w:i/>
+          <w:iCs/>
+          <w:color w:val="000000"/>
+          <w:sz w:val="18"/>
+          <w:szCs w:val="18"/>
+        </w:rPr>
+        <w:t xml:space="preserve"> (60%).</w:t>
       </w:r>
     </w:p>
     <w:tbl>
@@ -8206,12 +10596,6 @@
         <w:gridCol w:w="6560"/>
       </w:tblGrid>
       <w:tr>
-        <w:tblPrEx>
-          <w:tblCellMar>
-            <w:top w:w="0" w:type="dxa"/>
-            <w:bottom w:w="0" w:type="dxa"/>
-          </w:tblCellMar>
-        </w:tblPrEx>
         <w:tc>
           <w:tcPr>
             <w:tcW w:w="2800" w:type="dxa"/>
@@ -8450,7 +10834,53 @@
         <w:sz w:val="16"/>
         <w:szCs w:val="16"/>
       </w:rPr>
-      <w:t>Evaluación Sumativa 3  |  Programación FrontEnd  |  TI2031</w:t>
+      <w:t xml:space="preserve">Evaluación Sumativa </w:t>
+    </w:r>
+    <w:proofErr w:type="gramStart"/>
+    <w:r>
+      <w:rPr>
+        <w:color w:val="5C6BC0"/>
+        <w:sz w:val="16"/>
+        <w:szCs w:val="16"/>
+      </w:rPr>
+      <w:t>3  |</w:t>
+    </w:r>
+    <w:proofErr w:type="gramEnd"/>
+    <w:r>
+      <w:rPr>
+        <w:color w:val="5C6BC0"/>
+        <w:sz w:val="16"/>
+        <w:szCs w:val="16"/>
+      </w:rPr>
+      <w:t xml:space="preserve">  Programación </w:t>
+    </w:r>
+    <w:proofErr w:type="spellStart"/>
+    <w:proofErr w:type="gramStart"/>
+    <w:r>
+      <w:rPr>
+        <w:color w:val="5C6BC0"/>
+        <w:sz w:val="16"/>
+        <w:szCs w:val="16"/>
+      </w:rPr>
+      <w:t>FrontEnd</w:t>
+    </w:r>
+    <w:proofErr w:type="spellEnd"/>
+    <w:r>
+      <w:rPr>
+        <w:color w:val="5C6BC0"/>
+        <w:sz w:val="16"/>
+        <w:szCs w:val="16"/>
+      </w:rPr>
+      <w:t xml:space="preserve">  |</w:t>
+    </w:r>
+    <w:proofErr w:type="gramEnd"/>
+    <w:r>
+      <w:rPr>
+        <w:color w:val="5C6BC0"/>
+        <w:sz w:val="16"/>
+        <w:szCs w:val="16"/>
+      </w:rPr>
+      <w:t xml:space="preserve">  TI2031</w:t>
     </w:r>
   </w:p>
 </w:hdr>
